--- a/public/Phillip_Christopher_Faerch_CV_DA.docx
+++ b/public/Phillip_Christopher_Faerch_CV_DA.docx
@@ -43,7 +43,7 @@
         </w:rPr>
         <w:t xml:space="preserve">Adresse: Nyborgvej 103, 2. tv., 5000 Odense C   ·   +45 22 18 77 00   ·   </w:t>
       </w:r>
-      <w:hyperlink w:history="1" r:id="rIdo_mojukcanbupuj4pmmn_">
+      <w:hyperlink w:history="1" r:id="rId1lkiqmbh6ducwulvzvm9f">
         <w:r>
           <w:rPr>
             <w:rFonts w:ascii="Calibri" w:cs="Calibri" w:eastAsia="Calibri" w:hAnsi="Calibri"/>
@@ -69,7 +69,7 @@
         </w:rPr>
         <w:t xml:space="preserve">Født: 15. januar 2002   ·   GitHub: </w:t>
       </w:r>
-      <w:hyperlink w:history="1" r:id="rIdwb4auoq6fxqua-ai4zlee">
+      <w:hyperlink w:history="1" r:id="rIdfl1pvjhfmgwsrptdacovm">
         <w:r>
           <w:rPr>
             <w:rFonts w:ascii="Calibri" w:cs="Calibri" w:eastAsia="Calibri" w:hAnsi="Calibri"/>
@@ -139,7 +139,7 @@
     <w:p>
       <w:pPr>
         <w:tabs>
-          <w:tab w:val="right" w:pos="9746"/>
+          <w:tab w:val="right" w:pos="10106"/>
         </w:tabs>
         <w:spacing w:after="10" w:before="90"/>
       </w:pPr>
@@ -195,7 +195,7 @@
     <w:p>
       <w:pPr>
         <w:tabs>
-          <w:tab w:val="right" w:pos="9746"/>
+          <w:tab w:val="right" w:pos="10106"/>
         </w:tabs>
         <w:spacing w:after="10" w:before="90"/>
       </w:pPr>
@@ -432,7 +432,7 @@
     <w:p>
       <w:pPr>
         <w:tabs>
-          <w:tab w:val="right" w:pos="9746"/>
+          <w:tab w:val="right" w:pos="10106"/>
         </w:tabs>
         <w:spacing w:after="10" w:before="60"/>
       </w:pPr>
@@ -469,7 +469,7 @@
     <w:p>
       <w:pPr>
         <w:tabs>
-          <w:tab w:val="right" w:pos="9746"/>
+          <w:tab w:val="right" w:pos="10106"/>
         </w:tabs>
         <w:spacing w:after="10" w:before="60"/>
       </w:pPr>
@@ -506,7 +506,7 @@
     <w:p>
       <w:pPr>
         <w:tabs>
-          <w:tab w:val="right" w:pos="9746"/>
+          <w:tab w:val="right" w:pos="10106"/>
         </w:tabs>
         <w:spacing w:after="10" w:before="60"/>
       </w:pPr>
@@ -543,7 +543,7 @@
     <w:p>
       <w:pPr>
         <w:tabs>
-          <w:tab w:val="right" w:pos="9746"/>
+          <w:tab w:val="right" w:pos="10106"/>
         </w:tabs>
         <w:spacing w:after="10" w:before="60"/>
       </w:pPr>
@@ -600,7 +600,7 @@
     <w:p>
       <w:pPr>
         <w:tabs>
-          <w:tab w:val="right" w:pos="9746"/>
+          <w:tab w:val="right" w:pos="10106"/>
         </w:tabs>
         <w:spacing w:after="10" w:before="90"/>
       </w:pPr>
@@ -655,63 +655,6 @@
     </w:p>
     <w:p>
       <w:pPr>
-        <w:pStyle w:val="ListParagraph"/>
-        <w:numPr>
-          <w:ilvl w:val="0"/>
-          <w:numId w:val="2"/>
-        </w:numPr>
-        <w:spacing w:after="40"/>
-      </w:pPr>
-      <w:r>
-        <w:rPr>
-          <w:rFonts w:ascii="Calibri" w:cs="Calibri" w:eastAsia="Calibri" w:hAnsi="Calibri"/>
-          <w:color w:val="2B2620"/>
-          <w:sz w:val="20"/>
-          <w:szCs w:val="20"/>
-        </w:rPr>
-        <w:t xml:space="preserve">Fem gangarter: walk, trot, amble, canter og gallop, som kan skiftes under kørsel.</w:t>
-      </w:r>
-    </w:p>
-    <w:p>
-      <w:pPr>
-        <w:pStyle w:val="ListParagraph"/>
-        <w:numPr>
-          <w:ilvl w:val="0"/>
-          <w:numId w:val="2"/>
-        </w:numPr>
-        <w:spacing w:after="40"/>
-      </w:pPr>
-      <w:r>
-        <w:rPr>
-          <w:rFonts w:ascii="Calibri" w:cs="Calibri" w:eastAsia="Calibri" w:hAnsi="Calibri"/>
-          <w:color w:val="2B2620"/>
-          <w:sz w:val="20"/>
-          <w:szCs w:val="20"/>
-        </w:rPr>
-        <w:t xml:space="preserve">OIAC sammenlignet med en klassisk PD-regulator på cost of transport og følgefejl.</w:t>
-      </w:r>
-    </w:p>
-    <w:p>
-      <w:pPr>
-        <w:pStyle w:val="ListParagraph"/>
-        <w:numPr>
-          <w:ilvl w:val="0"/>
-          <w:numId w:val="2"/>
-        </w:numPr>
-        <w:spacing w:after="40"/>
-      </w:pPr>
-      <w:r>
-        <w:rPr>
-          <w:rFonts w:ascii="Calibri" w:cs="Calibri" w:eastAsia="Calibri" w:hAnsi="Calibri"/>
-          <w:color w:val="2B2620"/>
-          <w:sz w:val="20"/>
-          <w:szCs w:val="20"/>
-        </w:rPr>
-        <w:t xml:space="preserve">Gymnasium-miljø med Stable-Baselines3 og CMA-ES til automatisk tuning af gangarter.</w:t>
-      </w:r>
-    </w:p>
-    <w:p>
-      <w:pPr>
         <w:spacing w:after="60"/>
       </w:pPr>
       <w:r>
@@ -732,7 +675,7 @@
         </w:rPr>
         <w:t xml:space="preserve">   ·   Repository: </w:t>
       </w:r>
-      <w:hyperlink w:history="1" r:id="rIdkdobfcw6uyqvqabltfrpb">
+      <w:hyperlink w:history="1" r:id="rIdzmcfcnhy0ushmdrnqmmnt">
         <w:r>
           <w:rPr>
             <w:rFonts w:ascii="Calibri" w:cs="Calibri" w:eastAsia="Calibri" w:hAnsi="Calibri"/>
@@ -748,7 +691,7 @@
     <w:p>
       <w:pPr>
         <w:tabs>
-          <w:tab w:val="right" w:pos="9746"/>
+          <w:tab w:val="right" w:pos="10106"/>
         </w:tabs>
         <w:spacing w:after="10" w:before="90"/>
       </w:pPr>
@@ -823,7 +766,7 @@
         </w:rPr>
         <w:t xml:space="preserve">   ·   Repository: </w:t>
       </w:r>
-      <w:hyperlink w:history="1" r:id="rIdmegbb6rxafpt7k5diekxz">
+      <w:hyperlink w:history="1" r:id="rIdkbtcet1awygyt-hnlfvgu">
         <w:r>
           <w:rPr>
             <w:rFonts w:ascii="Calibri" w:cs="Calibri" w:eastAsia="Calibri" w:hAnsi="Calibri"/>
@@ -839,7 +782,7 @@
     <w:p>
       <w:pPr>
         <w:tabs>
-          <w:tab w:val="right" w:pos="9746"/>
+          <w:tab w:val="right" w:pos="10106"/>
         </w:tabs>
         <w:spacing w:after="10" w:before="90"/>
       </w:pPr>
@@ -852,6 +795,97 @@
           <w:sz w:val="22"/>
           <w:szCs w:val="22"/>
         </w:rPr>
+        <w:t xml:space="preserve">Mobil robot styret med lydtoner (DTMF)</w:t>
+      </w:r>
+      <w:r>
+        <w:rPr>
+          <w:rFonts w:ascii="Calibri" w:cs="Calibri" w:eastAsia="Calibri" w:hAnsi="Calibri"/>
+          <w:color w:val="6F665C"/>
+          <w:sz w:val="19"/>
+          <w:szCs w:val="19"/>
+        </w:rPr>
+        <w:t xml:space="preserve">	</w:t>
+      </w:r>
+    </w:p>
+    <w:p>
+      <w:pPr>
+        <w:spacing w:after="40"/>
+      </w:pPr>
+      <w:r>
+        <w:rPr>
+          <w:rFonts w:ascii="Calibri" w:cs="Calibri" w:eastAsia="Calibri" w:hAnsi="Calibri"/>
+          <w:color w:val="6F665C"/>
+          <w:sz w:val="20"/>
+          <w:szCs w:val="20"/>
+        </w:rPr>
+        <w:t xml:space="preserve">Semesterprojekt · 3. semester · Efterår 2024</w:t>
+      </w:r>
+    </w:p>
+    <w:p>
+      <w:pPr>
+        <w:spacing w:after="60"/>
+      </w:pPr>
+      <w:r>
+        <w:rPr>
+          <w:rFonts w:ascii="Calibri" w:cs="Calibri" w:eastAsia="Calibri" w:hAnsi="Calibri"/>
+          <w:color w:val="2B2620"/>
+          <w:sz w:val="20"/>
+          <w:szCs w:val="20"/>
+        </w:rPr>
+        <w:t xml:space="preserve">En TurtleBot3 Burger styret over lyd: kommandoer kodes som DTMF-toner, afspilles fra en PC og afkodes på robotten med Goertzel-algoritmen. C++-stakken er delt i fysisk lag, datalink-, transport- og applikationslag med CRC-fejldetektion og timere til gensendelse, som en klassisk netværksprotokolstak. Fuldt dokumenteret med Doxygen.</w:t>
+      </w:r>
+    </w:p>
+    <w:p>
+      <w:pPr>
+        <w:spacing w:after="60"/>
+      </w:pPr>
+      <w:r>
+        <w:rPr>
+          <w:rFonts w:ascii="Calibri" w:cs="Calibri" w:eastAsia="Calibri" w:hAnsi="Calibri"/>
+          <w:color w:val="6F665C"/>
+          <w:sz w:val="19"/>
+          <w:szCs w:val="19"/>
+        </w:rPr>
+        <w:t xml:space="preserve">C++ · Signal processing · Goertzel / FFT · Protocol design · TurtleBot3 · PortAudio · Doxygen</w:t>
+      </w:r>
+      <w:r>
+        <w:rPr>
+          <w:rFonts w:ascii="Calibri" w:cs="Calibri" w:eastAsia="Calibri" w:hAnsi="Calibri"/>
+          <w:color w:val="6F665C"/>
+          <w:sz w:val="19"/>
+          <w:szCs w:val="19"/>
+        </w:rPr>
+        <w:t xml:space="preserve">   ·   Repository: </w:t>
+      </w:r>
+      <w:hyperlink w:history="1" r:id="rIdxzb9dlerd3ummofaz7dvw">
+        <w:r>
+          <w:rPr>
+            <w:rFonts w:ascii="Calibri" w:cs="Calibri" w:eastAsia="Calibri" w:hAnsi="Calibri"/>
+            <w:color w:val="4E5A38"/>
+            <w:sz w:val="21"/>
+            <w:szCs w:val="21"/>
+            <w:u w:val="single"/>
+          </w:rPr>
+          <w:t xml:space="preserve">github.com/Toasting-Snowdragon-9999/Mobile_robotsystem</w:t>
+        </w:r>
+      </w:hyperlink>
+    </w:p>
+    <w:p>
+      <w:pPr>
+        <w:tabs>
+          <w:tab w:val="right" w:pos="10106"/>
+        </w:tabs>
+        <w:spacing w:after="10" w:before="90"/>
+      </w:pPr>
+      <w:r>
+        <w:rPr>
+          <w:rFonts w:ascii="Calibri" w:cs="Calibri" w:eastAsia="Calibri" w:hAnsi="Calibri"/>
+          <w:b/>
+          <w:bCs/>
+          <w:color w:val="2B2620"/>
+          <w:sz w:val="22"/>
+          <w:szCs w:val="22"/>
+        </w:rPr>
         <w:t xml:space="preserve">EMG-styret finger-exoskelet til tremordæmpning</w:t>
       </w:r>
       <w:r>
@@ -904,6 +938,76 @@
           <w:szCs w:val="19"/>
         </w:rPr>
         <w:t xml:space="preserve">Python · Signal processing · EMG · Biomechatronics</w:t>
+      </w:r>
+    </w:p>
+    <w:p>
+      <w:pPr>
+        <w:tabs>
+          <w:tab w:val="right" w:pos="10106"/>
+        </w:tabs>
+        <w:spacing w:after="10" w:before="90"/>
+      </w:pPr>
+      <w:r>
+        <w:rPr>
+          <w:rFonts w:ascii="Calibri" w:cs="Calibri" w:eastAsia="Calibri" w:hAnsi="Calibri"/>
+          <w:b/>
+          <w:bCs/>
+          <w:color w:val="2B2620"/>
+          <w:sz w:val="22"/>
+          <w:szCs w:val="22"/>
+        </w:rPr>
+        <w:t xml:space="preserve">Ignis – C++ rendering- og spilmotor</w:t>
+      </w:r>
+      <w:r>
+        <w:rPr>
+          <w:rFonts w:ascii="Calibri" w:cs="Calibri" w:eastAsia="Calibri" w:hAnsi="Calibri"/>
+          <w:color w:val="6F665C"/>
+          <w:sz w:val="19"/>
+          <w:szCs w:val="19"/>
+        </w:rPr>
+        <w:t xml:space="preserve">	</w:t>
+      </w:r>
+    </w:p>
+    <w:p>
+      <w:pPr>
+        <w:spacing w:after="40"/>
+      </w:pPr>
+      <w:r>
+        <w:rPr>
+          <w:rFonts w:ascii="Calibri" w:cs="Calibri" w:eastAsia="Calibri" w:hAnsi="Calibri"/>
+          <w:color w:val="6F665C"/>
+          <w:sz w:val="20"/>
+          <w:szCs w:val="20"/>
+        </w:rPr>
+        <w:t xml:space="preserve">Personligt projekt · 2025–nu · del af Helios-projektet</w:t>
+      </w:r>
+    </w:p>
+    <w:p>
+      <w:pPr>
+        <w:spacing w:after="60"/>
+      </w:pPr>
+      <w:r>
+        <w:rPr>
+          <w:rFonts w:ascii="Calibri" w:cs="Calibri" w:eastAsia="Calibri" w:hAnsi="Calibri"/>
+          <w:color w:val="2B2620"/>
+          <w:sz w:val="20"/>
+          <w:szCs w:val="20"/>
+        </w:rPr>
+        <w:t xml:space="preserve">En OpenGL-motor skrevet fra bunden i moderne C++ med en streamet, procedurelt genereret voxel-planet som testverden. Chunk-generering og meshing kører på et prioriteret job-system på tværs af worker-tråde, mens render-tråden uploader til GPU’en, så verdenen holder langt over 1000 fps, mens spilleren bevæger sig. Indeholder et quaternion-baseret frit kamera, dag/nat-belysning, en Fresnel-havshader, et entity- og inventory-system samt et ImGui-debugoverlay. Bygget med CMake, GLFW, GLAD, GLM, Assimp og headless testsuiter.</w:t>
+      </w:r>
+    </w:p>
+    <w:p>
+      <w:pPr>
+        <w:spacing w:after="60"/>
+      </w:pPr>
+      <w:r>
+        <w:rPr>
+          <w:rFonts w:ascii="Calibri" w:cs="Calibri" w:eastAsia="Calibri" w:hAnsi="Calibri"/>
+          <w:color w:val="6F665C"/>
+          <w:sz w:val="19"/>
+          <w:szCs w:val="19"/>
+        </w:rPr>
+        <w:t xml:space="preserve">C++ · OpenGL · GLSL · Multithreading · CMake · Procedural generation · ImGui</w:t>
       </w:r>
     </w:p>
     <w:p>
@@ -929,7 +1033,7 @@
     <w:p>
       <w:pPr>
         <w:tabs>
-          <w:tab w:val="right" w:pos="9746"/>
+          <w:tab w:val="right" w:pos="10106"/>
         </w:tabs>
         <w:spacing w:after="10" w:before="90"/>
       </w:pPr>
@@ -951,25 +1055,20 @@
           <w:sz w:val="19"/>
           <w:szCs w:val="19"/>
         </w:rPr>
+        <w:t xml:space="preserve">  ·  4X-Robots, Odense</w:t>
+      </w:r>
+      <w:r>
+        <w:rPr>
+          <w:rFonts w:ascii="Calibri" w:cs="Calibri" w:eastAsia="Calibri" w:hAnsi="Calibri"/>
+          <w:color w:val="6F665C"/>
+          <w:sz w:val="19"/>
+          <w:szCs w:val="19"/>
+        </w:rPr>
         <w:t xml:space="preserve">	04/2024 – nu</w:t>
       </w:r>
     </w:p>
     <w:p>
       <w:pPr>
-        <w:spacing w:after="40"/>
-      </w:pPr>
-      <w:r>
-        <w:rPr>
-          <w:rFonts w:ascii="Calibri" w:cs="Calibri" w:eastAsia="Calibri" w:hAnsi="Calibri"/>
-          <w:color w:val="6F665C"/>
-          <w:sz w:val="20"/>
-          <w:szCs w:val="20"/>
-        </w:rPr>
-        <w:t xml:space="preserve">4X-Robots · Odense</w:t>
-      </w:r>
-    </w:p>
-    <w:p>
-      <w:pPr>
         <w:spacing w:after="60"/>
       </w:pPr>
       <w:r>
@@ -985,7 +1084,7 @@
     <w:p>
       <w:pPr>
         <w:tabs>
-          <w:tab w:val="right" w:pos="9746"/>
+          <w:tab w:val="right" w:pos="10106"/>
         </w:tabs>
         <w:spacing w:after="10" w:before="90"/>
       </w:pPr>
@@ -1007,25 +1106,20 @@
           <w:sz w:val="19"/>
           <w:szCs w:val="19"/>
         </w:rPr>
+        <w:t xml:space="preserve">  ·  Fitness World / PureGym, Holbæk</w:t>
+      </w:r>
+      <w:r>
+        <w:rPr>
+          <w:rFonts w:ascii="Calibri" w:cs="Calibri" w:eastAsia="Calibri" w:hAnsi="Calibri"/>
+          <w:color w:val="6F665C"/>
+          <w:sz w:val="19"/>
+          <w:szCs w:val="19"/>
+        </w:rPr>
         <w:t xml:space="preserve">	11/2020 – 08/2023</w:t>
       </w:r>
     </w:p>
     <w:p>
       <w:pPr>
-        <w:spacing w:after="40"/>
-      </w:pPr>
-      <w:r>
-        <w:rPr>
-          <w:rFonts w:ascii="Calibri" w:cs="Calibri" w:eastAsia="Calibri" w:hAnsi="Calibri"/>
-          <w:color w:val="6F665C"/>
-          <w:sz w:val="20"/>
-          <w:szCs w:val="20"/>
-        </w:rPr>
-        <w:t xml:space="preserve">Fitness World / PureGym · Holbæk</w:t>
-      </w:r>
-    </w:p>
-    <w:p>
-      <w:pPr>
         <w:spacing w:after="60"/>
       </w:pPr>
       <w:r>
@@ -1041,7 +1135,7 @@
     <w:p>
       <w:pPr>
         <w:tabs>
-          <w:tab w:val="right" w:pos="9746"/>
+          <w:tab w:val="right" w:pos="10106"/>
         </w:tabs>
         <w:spacing w:after="10" w:before="90"/>
       </w:pPr>
@@ -1063,25 +1157,20 @@
           <w:sz w:val="19"/>
           <w:szCs w:val="19"/>
         </w:rPr>
+        <w:t xml:space="preserve">  ·  Katrinedalskolen, afd. Tuse, Holbæk</w:t>
+      </w:r>
+      <w:r>
+        <w:rPr>
+          <w:rFonts w:ascii="Calibri" w:cs="Calibri" w:eastAsia="Calibri" w:hAnsi="Calibri"/>
+          <w:color w:val="6F665C"/>
+          <w:sz w:val="19"/>
+          <w:szCs w:val="19"/>
+        </w:rPr>
         <w:t xml:space="preserve">	08/2022 – 07/2023</w:t>
       </w:r>
     </w:p>
     <w:p>
       <w:pPr>
-        <w:spacing w:after="40"/>
-      </w:pPr>
-      <w:r>
-        <w:rPr>
-          <w:rFonts w:ascii="Calibri" w:cs="Calibri" w:eastAsia="Calibri" w:hAnsi="Calibri"/>
-          <w:color w:val="6F665C"/>
-          <w:sz w:val="20"/>
-          <w:szCs w:val="20"/>
-        </w:rPr>
-        <w:t xml:space="preserve">Katrinedalskolen, afd. Tuse · Holbæk</w:t>
-      </w:r>
-    </w:p>
-    <w:p>
-      <w:pPr>
         <w:spacing w:after="60"/>
       </w:pPr>
       <w:r>
@@ -1097,7 +1186,7 @@
     <w:p>
       <w:pPr>
         <w:tabs>
-          <w:tab w:val="right" w:pos="9746"/>
+          <w:tab w:val="right" w:pos="10106"/>
         </w:tabs>
         <w:spacing w:after="10" w:before="90"/>
       </w:pPr>
@@ -1119,25 +1208,20 @@
           <w:sz w:val="19"/>
           <w:szCs w:val="19"/>
         </w:rPr>
+        <w:t xml:space="preserve">  ·  Museum Vestsjælland, Malergården, Kirke Såby</w:t>
+      </w:r>
+      <w:r>
+        <w:rPr>
+          <w:rFonts w:ascii="Calibri" w:cs="Calibri" w:eastAsia="Calibri" w:hAnsi="Calibri"/>
+          <w:color w:val="6F665C"/>
+          <w:sz w:val="19"/>
+          <w:szCs w:val="19"/>
+        </w:rPr>
         <w:t xml:space="preserve">	06/2022 – 09/2022</w:t>
       </w:r>
     </w:p>
     <w:p>
       <w:pPr>
-        <w:spacing w:after="40"/>
-      </w:pPr>
-      <w:r>
-        <w:rPr>
-          <w:rFonts w:ascii="Calibri" w:cs="Calibri" w:eastAsia="Calibri" w:hAnsi="Calibri"/>
-          <w:color w:val="6F665C"/>
-          <w:sz w:val="20"/>
-          <w:szCs w:val="20"/>
-        </w:rPr>
-        <w:t xml:space="preserve">Museum Vestsjælland, Malergården · Kirke Såby</w:t>
-      </w:r>
-    </w:p>
-    <w:p>
-      <w:pPr>
         <w:spacing w:after="60"/>
       </w:pPr>
       <w:r>
@@ -1153,7 +1237,7 @@
     <w:p>
       <w:pPr>
         <w:tabs>
-          <w:tab w:val="right" w:pos="9746"/>
+          <w:tab w:val="right" w:pos="10106"/>
         </w:tabs>
         <w:spacing w:after="10" w:before="90"/>
       </w:pPr>
@@ -1175,25 +1259,20 @@
           <w:sz w:val="19"/>
           <w:szCs w:val="19"/>
         </w:rPr>
+        <w:t xml:space="preserve">  ·  Rema 1000, Holbæk</w:t>
+      </w:r>
+      <w:r>
+        <w:rPr>
+          <w:rFonts w:ascii="Calibri" w:cs="Calibri" w:eastAsia="Calibri" w:hAnsi="Calibri"/>
+          <w:color w:val="6F665C"/>
+          <w:sz w:val="19"/>
+          <w:szCs w:val="19"/>
+        </w:rPr>
         <w:t xml:space="preserve">	07/2019 – 01/2020</w:t>
       </w:r>
     </w:p>
     <w:p>
       <w:pPr>
-        <w:spacing w:after="40"/>
-      </w:pPr>
-      <w:r>
-        <w:rPr>
-          <w:rFonts w:ascii="Calibri" w:cs="Calibri" w:eastAsia="Calibri" w:hAnsi="Calibri"/>
-          <w:color w:val="6F665C"/>
-          <w:sz w:val="20"/>
-          <w:szCs w:val="20"/>
-        </w:rPr>
-        <w:t xml:space="preserve">Rema 1000 · Holbæk</w:t>
-      </w:r>
-    </w:p>
-    <w:p>
-      <w:pPr>
         <w:spacing w:after="60"/>
       </w:pPr>
       <w:r>
@@ -1209,7 +1288,7 @@
     <w:p>
       <w:pPr>
         <w:tabs>
-          <w:tab w:val="right" w:pos="9746"/>
+          <w:tab w:val="right" w:pos="10106"/>
         </w:tabs>
         <w:spacing w:after="10" w:before="90"/>
       </w:pPr>
@@ -1231,25 +1310,20 @@
           <w:sz w:val="19"/>
           <w:szCs w:val="19"/>
         </w:rPr>
+        <w:t xml:space="preserve">  ·  Gourmethuset Store Børs, Roskilde</w:t>
+      </w:r>
+      <w:r>
+        <w:rPr>
+          <w:rFonts w:ascii="Calibri" w:cs="Calibri" w:eastAsia="Calibri" w:hAnsi="Calibri"/>
+          <w:color w:val="6F665C"/>
+          <w:sz w:val="19"/>
+          <w:szCs w:val="19"/>
+        </w:rPr>
         <w:t xml:space="preserve">	05/2016 – 09/2019</w:t>
       </w:r>
     </w:p>
     <w:p>
       <w:pPr>
-        <w:spacing w:after="40"/>
-      </w:pPr>
-      <w:r>
-        <w:rPr>
-          <w:rFonts w:ascii="Calibri" w:cs="Calibri" w:eastAsia="Calibri" w:hAnsi="Calibri"/>
-          <w:color w:val="6F665C"/>
-          <w:sz w:val="20"/>
-          <w:szCs w:val="20"/>
-        </w:rPr>
-        <w:t xml:space="preserve">Gourmethuset Store Børs · Roskilde</w:t>
-      </w:r>
-    </w:p>
-    <w:p>
-      <w:pPr>
         <w:spacing w:after="60"/>
       </w:pPr>
       <w:r>
@@ -1265,7 +1339,7 @@
     <w:p>
       <w:pPr>
         <w:tabs>
-          <w:tab w:val="right" w:pos="9746"/>
+          <w:tab w:val="right" w:pos="10106"/>
         </w:tabs>
         <w:spacing w:after="10" w:before="90"/>
       </w:pPr>
@@ -1287,21 +1361,16 @@
           <w:sz w:val="19"/>
           <w:szCs w:val="19"/>
         </w:rPr>
+        <w:t xml:space="preserve">  ·  NordVestNyt, Holbæk</w:t>
+      </w:r>
+      <w:r>
+        <w:rPr>
+          <w:rFonts w:ascii="Calibri" w:cs="Calibri" w:eastAsia="Calibri" w:hAnsi="Calibri"/>
+          <w:color w:val="6F665C"/>
+          <w:sz w:val="19"/>
+          <w:szCs w:val="19"/>
+        </w:rPr>
         <w:t xml:space="preserve">	03/2015 – 09/2016</w:t>
-      </w:r>
-    </w:p>
-    <w:p>
-      <w:pPr>
-        <w:spacing w:after="40"/>
-      </w:pPr>
-      <w:r>
-        <w:rPr>
-          <w:rFonts w:ascii="Calibri" w:cs="Calibri" w:eastAsia="Calibri" w:hAnsi="Calibri"/>
-          <w:color w:val="6F665C"/>
-          <w:sz w:val="20"/>
-          <w:szCs w:val="20"/>
-        </w:rPr>
-        <w:t xml:space="preserve">NordVestNyt · Holbæk</w:t>
       </w:r>
     </w:p>
     <w:p>
@@ -1488,7 +1557,7 @@
     </w:p>
     <w:sectPr>
       <w:pgSz w:w="11906" w:h="16838" w:orient="portrait"/>
-      <w:pgMar w:top="850" w:right="1080" w:bottom="850" w:left="1080" w:header="708" w:footer="708" w:gutter="0"/>
+      <w:pgMar w:top="720" w:right="900" w:bottom="720" w:left="900" w:header="708" w:footer="708" w:gutter="0"/>
       <w:pgNumType/>
       <w:docGrid w:linePitch="360"/>
     </w:sectPr>
@@ -1670,12 +1739,6 @@
   </w:abstractNum>
   <w:num w:numId="1">
     <w:abstractNumId w:val="1"/>
-    <w:lvlOverride w:ilvl="0">
-      <w:startOverride w:val="1"/>
-    </w:lvlOverride>
-  </w:num>
-  <w:num w:numId="2">
-    <w:abstractNumId w:val="2"/>
     <w:lvlOverride w:ilvl="0">
       <w:startOverride w:val="1"/>
     </w:lvlOverride>

--- a/public/Phillip_Christopher_Faerch_CV_DA.docx
+++ b/public/Phillip_Christopher_Faerch_CV_DA.docx
@@ -43,7 +43,7 @@
         </w:rPr>
         <w:t xml:space="preserve">Adresse: Nyborgvej 103, 2. tv., 5000 Odense C   ·   +45 22 18 77 00   ·   </w:t>
       </w:r>
-      <w:hyperlink w:history="1" r:id="rId1lkiqmbh6ducwulvzvm9f">
+      <w:hyperlink w:history="1" r:id="rIdh_qq9hladbxnpgegfwuvw">
         <w:r>
           <w:rPr>
             <w:rFonts w:ascii="Calibri" w:cs="Calibri" w:eastAsia="Calibri" w:hAnsi="Calibri"/>
@@ -69,7 +69,7 @@
         </w:rPr>
         <w:t xml:space="preserve">Født: 15. januar 2002   ·   GitHub: </w:t>
       </w:r>
-      <w:hyperlink w:history="1" r:id="rIdfl1pvjhfmgwsrptdacovm">
+      <w:hyperlink w:history="1" r:id="rIdqcduemya3sgxktlq0qqzl">
         <w:r>
           <w:rPr>
             <w:rFonts w:ascii="Calibri" w:cs="Calibri" w:eastAsia="Calibri" w:hAnsi="Calibri"/>
@@ -675,7 +675,7 @@
         </w:rPr>
         <w:t xml:space="preserve">   ·   Repository: </w:t>
       </w:r>
-      <w:hyperlink w:history="1" r:id="rIdzmcfcnhy0ushmdrnqmmnt">
+      <w:hyperlink w:history="1" r:id="rIdp54hahc4elqqyg4b5yilu">
         <w:r>
           <w:rPr>
             <w:rFonts w:ascii="Calibri" w:cs="Calibri" w:eastAsia="Calibri" w:hAnsi="Calibri"/>
@@ -766,7 +766,7 @@
         </w:rPr>
         <w:t xml:space="preserve">   ·   Repository: </w:t>
       </w:r>
-      <w:hyperlink w:history="1" r:id="rIdkbtcet1awygyt-hnlfvgu">
+      <w:hyperlink w:history="1" r:id="rIdcxhinzpuzzerkywukjcf2">
         <w:r>
           <w:rPr>
             <w:rFonts w:ascii="Calibri" w:cs="Calibri" w:eastAsia="Calibri" w:hAnsi="Calibri"/>
@@ -832,7 +832,7 @@
           <w:sz w:val="20"/>
           <w:szCs w:val="20"/>
         </w:rPr>
-        <w:t xml:space="preserve">En TurtleBot3 Burger styret over lyd: kommandoer kodes som DTMF-toner, afspilles fra en PC og afkodes på robotten med Goertzel-algoritmen. C++-stakken er delt i fysisk lag, datalink-, transport- og applikationslag med CRC-fejldetektion og timere til gensendelse, som en klassisk netværksprotokolstak. Fuldt dokumenteret med Doxygen.</w:t>
+        <w:t xml:space="preserve">En TurtleBot3 Burger, der udfører ruter sendt til den som lyd. En GUI opbygger ruten, en selvdesignet halv-dupleks-protokol koder den som DTMF-toner, og robotten afkoder dem i realtid med Goertzel-algoritmen og kører ruten via ROS 2. C++-koden følger en firelags-arkitektur inspireret af TCP/IP (fysisk lag, datalink-, transport- og applikationslag) med CRC-fejldetektion, kvitteringer og gensendelsestimere. Testet pålidelig ved op til 60 dBA baggrundsstøj; 100 bit overført på 4,4 s.</w:t>
       </w:r>
     </w:p>
     <w:p>
@@ -846,7 +846,7 @@
           <w:sz w:val="19"/>
           <w:szCs w:val="19"/>
         </w:rPr>
-        <w:t xml:space="preserve">C++ · Signal processing · Goertzel / FFT · Protocol design · TurtleBot3 · PortAudio · Doxygen</w:t>
+        <w:t xml:space="preserve">C++ · ROS 2 · Signal processing · Goertzel · Protocol design · Software architecture · TurtleBot3 · Doxygen</w:t>
       </w:r>
       <w:r>
         <w:rPr>
@@ -857,7 +857,7 @@
         </w:rPr>
         <w:t xml:space="preserve">   ·   Repository: </w:t>
       </w:r>
-      <w:hyperlink w:history="1" r:id="rIdxzb9dlerd3ummofaz7dvw">
+      <w:hyperlink w:history="1" r:id="rIdlzpktq3mgwgogxr81gh4f">
         <w:r>
           <w:rPr>
             <w:rFonts w:ascii="Calibri" w:cs="Calibri" w:eastAsia="Calibri" w:hAnsi="Calibri"/>

--- a/public/Phillip_Christopher_Faerch_CV_DA.docx
+++ b/public/Phillip_Christopher_Faerch_CV_DA.docx
@@ -43,7 +43,7 @@
         </w:rPr>
         <w:t xml:space="preserve">Adresse: Nyborgvej 103, 2. tv., 5000 Odense C   ·   +45 22 18 77 00   ·   </w:t>
       </w:r>
-      <w:hyperlink w:history="1" r:id="rIdh_qq9hladbxnpgegfwuvw">
+      <w:hyperlink w:history="1" r:id="rId3ybenhjvkp3ijn2zulixu">
         <w:r>
           <w:rPr>
             <w:rFonts w:ascii="Calibri" w:cs="Calibri" w:eastAsia="Calibri" w:hAnsi="Calibri"/>
@@ -69,7 +69,7 @@
         </w:rPr>
         <w:t xml:space="preserve">Født: 15. januar 2002   ·   GitHub: </w:t>
       </w:r>
-      <w:hyperlink w:history="1" r:id="rIdqcduemya3sgxktlq0qqzl">
+      <w:hyperlink w:history="1" r:id="rIdqeul0dk8lcf9kacor0e8p">
         <w:r>
           <w:rPr>
             <w:rFonts w:ascii="Calibri" w:cs="Calibri" w:eastAsia="Calibri" w:hAnsi="Calibri"/>
@@ -675,7 +675,7 @@
         </w:rPr>
         <w:t xml:space="preserve">   ·   Repository: </w:t>
       </w:r>
-      <w:hyperlink w:history="1" r:id="rIdp54hahc4elqqyg4b5yilu">
+      <w:hyperlink w:history="1" r:id="rIdzi9hsxtl6eqcnbxlsvpcz">
         <w:r>
           <w:rPr>
             <w:rFonts w:ascii="Calibri" w:cs="Calibri" w:eastAsia="Calibri" w:hAnsi="Calibri"/>
@@ -766,7 +766,7 @@
         </w:rPr>
         <w:t xml:space="preserve">   ·   Repository: </w:t>
       </w:r>
-      <w:hyperlink w:history="1" r:id="rIdcxhinzpuzzerkywukjcf2">
+      <w:hyperlink w:history="1" r:id="rId54yxx4u7kf2bgkpdy3br7">
         <w:r>
           <w:rPr>
             <w:rFonts w:ascii="Calibri" w:cs="Calibri" w:eastAsia="Calibri" w:hAnsi="Calibri"/>
@@ -857,7 +857,7 @@
         </w:rPr>
         <w:t xml:space="preserve">   ·   Repository: </w:t>
       </w:r>
-      <w:hyperlink w:history="1" r:id="rIdlzpktq3mgwgogxr81gh4f">
+      <w:hyperlink w:history="1" r:id="rIdzwa8h4twr9q21anjfoibd">
         <w:r>
           <w:rPr>
             <w:rFonts w:ascii="Calibri" w:cs="Calibri" w:eastAsia="Calibri" w:hAnsi="Calibri"/>
@@ -909,7 +909,7 @@
           <w:sz w:val="20"/>
           <w:szCs w:val="20"/>
         </w:rPr>
-        <w:t xml:space="preserve">Igangværende personligt forskningsprojekt · 2026</w:t>
+        <w:t xml:space="preserve">Master class: Adaptive Embodied Control Systems · SDU · 2026</w:t>
       </w:r>
     </w:p>
     <w:p>
@@ -979,7 +979,7 @@
           <w:sz w:val="20"/>
           <w:szCs w:val="20"/>
         </w:rPr>
-        <w:t xml:space="preserve">Personligt projekt · 2025–nu · del af Helios-projektet</w:t>
+        <w:t xml:space="preserve">Personligt projekt · 2025–nu</w:t>
       </w:r>
     </w:p>
     <w:p>
@@ -1539,20 +1539,6 @@
           <w:szCs w:val="20"/>
         </w:rPr>
         <w:t xml:space="preserve">Dansk – Modersmål   ·   Engelsk – Professionelt (undervisning på engelsk)</w:t>
-      </w:r>
-    </w:p>
-    <w:p>
-      <w:pPr>
-        <w:spacing w:before="240"/>
-      </w:pPr>
-      <w:r>
-        <w:rPr>
-          <w:rFonts w:ascii="Calibri" w:cs="Calibri" w:eastAsia="Calibri" w:hAnsi="Calibri"/>
-          <w:color w:val="6F665C"/>
-          <w:sz w:val="17"/>
-          <w:szCs w:val="17"/>
-        </w:rPr>
-        <w:t xml:space="preserve">Sidst opdateret 2026-09-30</w:t>
       </w:r>
     </w:p>
     <w:sectPr>

--- a/public/Phillip_Christopher_Faerch_CV_DA.docx
+++ b/public/Phillip_Christopher_Faerch_CV_DA.docx
@@ -43,7 +43,7 @@
         </w:rPr>
         <w:t xml:space="preserve">Adresse: Nyborgvej 103, 2. tv., 5000 Odense C   ·   +45 22 18 77 00   ·   </w:t>
       </w:r>
-      <w:hyperlink w:history="1" r:id="rId3ybenhjvkp3ijn2zulixu">
+      <w:hyperlink w:history="1" r:id="rIdnibh8sn4yykch2kiaxzyg">
         <w:r>
           <w:rPr>
             <w:rFonts w:ascii="Calibri" w:cs="Calibri" w:eastAsia="Calibri" w:hAnsi="Calibri"/>
@@ -69,7 +69,7 @@
         </w:rPr>
         <w:t xml:space="preserve">Født: 15. januar 2002   ·   GitHub: </w:t>
       </w:r>
-      <w:hyperlink w:history="1" r:id="rIdqeul0dk8lcf9kacor0e8p">
+      <w:hyperlink w:history="1" r:id="rId56w9_fcpnlwze4wik-f8d">
         <w:r>
           <w:rPr>
             <w:rFonts w:ascii="Calibri" w:cs="Calibri" w:eastAsia="Calibri" w:hAnsi="Calibri"/>
@@ -675,7 +675,7 @@
         </w:rPr>
         <w:t xml:space="preserve">   ·   Repository: </w:t>
       </w:r>
-      <w:hyperlink w:history="1" r:id="rIdzi9hsxtl6eqcnbxlsvpcz">
+      <w:hyperlink w:history="1" r:id="rIdh8ej5aqd8ro9c-kugn1_y">
         <w:r>
           <w:rPr>
             <w:rFonts w:ascii="Calibri" w:cs="Calibri" w:eastAsia="Calibri" w:hAnsi="Calibri"/>
@@ -704,6 +704,76 @@
           <w:sz w:val="22"/>
           <w:szCs w:val="22"/>
         </w:rPr>
+        <w:t xml:space="preserve">EMG-styret finger-exoskelet til tremordæmpning</w:t>
+      </w:r>
+      <w:r>
+        <w:rPr>
+          <w:rFonts w:ascii="Calibri" w:cs="Calibri" w:eastAsia="Calibri" w:hAnsi="Calibri"/>
+          <w:color w:val="6F665C"/>
+          <w:sz w:val="19"/>
+          <w:szCs w:val="19"/>
+        </w:rPr>
+        <w:t xml:space="preserve">	</w:t>
+      </w:r>
+    </w:p>
+    <w:p>
+      <w:pPr>
+        <w:spacing w:after="40"/>
+      </w:pPr>
+      <w:r>
+        <w:rPr>
+          <w:rFonts w:ascii="Calibri" w:cs="Calibri" w:eastAsia="Calibri" w:hAnsi="Calibri"/>
+          <w:color w:val="6F665C"/>
+          <w:sz w:val="20"/>
+          <w:szCs w:val="20"/>
+        </w:rPr>
+        <w:t xml:space="preserve">Master class: Adaptive Embodied Control Systems · SDU · 2026</w:t>
+      </w:r>
+    </w:p>
+    <w:p>
+      <w:pPr>
+        <w:spacing w:after="60"/>
+      </w:pPr>
+      <w:r>
+        <w:rPr>
+          <w:rFonts w:ascii="Calibri" w:cs="Calibri" w:eastAsia="Calibri" w:hAnsi="Calibri"/>
+          <w:color w:val="2B2620"/>
+          <w:sz w:val="20"/>
+          <w:szCs w:val="20"/>
+        </w:rPr>
+        <w:t xml:space="preserve">Et 2-DOF tommel–pegefinger-exoskelet-koncept til parkinsontremor. Overflade-EMG behandles i Python for at adskille viljestyret gribeintention fra muskelaktivitet i tremorbåndet, så adaptiv stivhed eller dæmpning kun påføres, mens der er tremor, og naturlig bevægelse bevares.</w:t>
+      </w:r>
+    </w:p>
+    <w:p>
+      <w:pPr>
+        <w:spacing w:after="60"/>
+      </w:pPr>
+      <w:r>
+        <w:rPr>
+          <w:rFonts w:ascii="Calibri" w:cs="Calibri" w:eastAsia="Calibri" w:hAnsi="Calibri"/>
+          <w:color w:val="6F665C"/>
+          <w:sz w:val="19"/>
+          <w:szCs w:val="19"/>
+        </w:rPr>
+        <w:t xml:space="preserve">Python · Signal processing · EMG · Biomechatronics</w:t>
+      </w:r>
+    </w:p>
+    <w:p>
+      <w:pPr>
+        <w:tabs>
+          <w:tab w:val="right" w:pos="10106"/>
+        </w:tabs>
+        <w:spacing w:after="10" w:before="90"/>
+      </w:pPr>
+      <w:r>
+        <w:rPr>
+          <w:rFonts w:ascii="Calibri" w:cs="Calibri" w:eastAsia="Calibri" w:hAnsi="Calibri"/>
+          <w:b/>
+          <w:bCs/>
+          <w:color w:val="2B2620"/>
+          <w:sz w:val="22"/>
+          <w:szCs w:val="22"/>
+        </w:rPr>
         <w:t xml:space="preserve">Pan-tilt-reguleringssystem med boldtracking</w:t>
       </w:r>
       <w:r>
@@ -766,7 +836,7 @@
         </w:rPr>
         <w:t xml:space="preserve">   ·   Repository: </w:t>
       </w:r>
-      <w:hyperlink w:history="1" r:id="rId54yxx4u7kf2bgkpdy3br7">
+      <w:hyperlink w:history="1" r:id="rIdpmh4sbu2hoiwerkhz_6jn">
         <w:r>
           <w:rPr>
             <w:rFonts w:ascii="Calibri" w:cs="Calibri" w:eastAsia="Calibri" w:hAnsi="Calibri"/>
@@ -857,7 +927,7 @@
         </w:rPr>
         <w:t xml:space="preserve">   ·   Repository: </w:t>
       </w:r>
-      <w:hyperlink w:history="1" r:id="rIdzwa8h4twr9q21anjfoibd">
+      <w:hyperlink w:history="1" r:id="rIdgasoqoh_g1or7zzvyeauz">
         <w:r>
           <w:rPr>
             <w:rFonts w:ascii="Calibri" w:cs="Calibri" w:eastAsia="Calibri" w:hAnsi="Calibri"/>
@@ -869,76 +939,6 @@
           <w:t xml:space="preserve">github.com/Toasting-Snowdragon-9999/Mobile_robotsystem</w:t>
         </w:r>
       </w:hyperlink>
-    </w:p>
-    <w:p>
-      <w:pPr>
-        <w:tabs>
-          <w:tab w:val="right" w:pos="10106"/>
-        </w:tabs>
-        <w:spacing w:after="10" w:before="90"/>
-      </w:pPr>
-      <w:r>
-        <w:rPr>
-          <w:rFonts w:ascii="Calibri" w:cs="Calibri" w:eastAsia="Calibri" w:hAnsi="Calibri"/>
-          <w:b/>
-          <w:bCs/>
-          <w:color w:val="2B2620"/>
-          <w:sz w:val="22"/>
-          <w:szCs w:val="22"/>
-        </w:rPr>
-        <w:t xml:space="preserve">EMG-styret finger-exoskelet til tremordæmpning</w:t>
-      </w:r>
-      <w:r>
-        <w:rPr>
-          <w:rFonts w:ascii="Calibri" w:cs="Calibri" w:eastAsia="Calibri" w:hAnsi="Calibri"/>
-          <w:color w:val="6F665C"/>
-          <w:sz w:val="19"/>
-          <w:szCs w:val="19"/>
-        </w:rPr>
-        <w:t xml:space="preserve">	</w:t>
-      </w:r>
-    </w:p>
-    <w:p>
-      <w:pPr>
-        <w:spacing w:after="40"/>
-      </w:pPr>
-      <w:r>
-        <w:rPr>
-          <w:rFonts w:ascii="Calibri" w:cs="Calibri" w:eastAsia="Calibri" w:hAnsi="Calibri"/>
-          <w:color w:val="6F665C"/>
-          <w:sz w:val="20"/>
-          <w:szCs w:val="20"/>
-        </w:rPr>
-        <w:t xml:space="preserve">Master class: Adaptive Embodied Control Systems · SDU · 2026</w:t>
-      </w:r>
-    </w:p>
-    <w:p>
-      <w:pPr>
-        <w:spacing w:after="60"/>
-      </w:pPr>
-      <w:r>
-        <w:rPr>
-          <w:rFonts w:ascii="Calibri" w:cs="Calibri" w:eastAsia="Calibri" w:hAnsi="Calibri"/>
-          <w:color w:val="2B2620"/>
-          <w:sz w:val="20"/>
-          <w:szCs w:val="20"/>
-        </w:rPr>
-        <w:t xml:space="preserve">Et 2-DOF tommel–pegefinger-exoskelet-koncept til parkinsontremor. Overflade-EMG behandles i Python for at adskille viljestyret gribeintention fra muskelaktivitet i tremorbåndet, så adaptiv stivhed eller dæmpning kun påføres, mens der er tremor, og naturlig bevægelse bevares.</w:t>
-      </w:r>
-    </w:p>
-    <w:p>
-      <w:pPr>
-        <w:spacing w:after="60"/>
-      </w:pPr>
-      <w:r>
-        <w:rPr>
-          <w:rFonts w:ascii="Calibri" w:cs="Calibri" w:eastAsia="Calibri" w:hAnsi="Calibri"/>
-          <w:color w:val="6F665C"/>
-          <w:sz w:val="19"/>
-          <w:szCs w:val="19"/>
-        </w:rPr>
-        <w:t xml:space="preserve">Python · Signal processing · EMG · Biomechatronics</w:t>
-      </w:r>
     </w:p>
     <w:p>
       <w:pPr>

--- a/public/Phillip_Christopher_Faerch_CV_DA.docx
+++ b/public/Phillip_Christopher_Faerch_CV_DA.docx
@@ -43,7 +43,7 @@
         </w:rPr>
         <w:t xml:space="preserve">Adresse: Nyborgvej 103, 2. tv., 5000 Odense C   ·   +45 22 18 77 00   ·   </w:t>
       </w:r>
-      <w:hyperlink w:history="1" r:id="rIdnibh8sn4yykch2kiaxzyg">
+      <w:hyperlink w:history="1" r:id="rIdefj85luo8si6382mtzbcf">
         <w:r>
           <w:rPr>
             <w:rFonts w:ascii="Calibri" w:cs="Calibri" w:eastAsia="Calibri" w:hAnsi="Calibri"/>
@@ -69,7 +69,7 @@
         </w:rPr>
         <w:t xml:space="preserve">Født: 15. januar 2002   ·   GitHub: </w:t>
       </w:r>
-      <w:hyperlink w:history="1" r:id="rId56w9_fcpnlwze4wik-f8d">
+      <w:hyperlink w:history="1" r:id="rIdecxws-rqwppm6b51yq9xb">
         <w:r>
           <w:rPr>
             <w:rFonts w:ascii="Calibri" w:cs="Calibri" w:eastAsia="Calibri" w:hAnsi="Calibri"/>
@@ -88,7 +88,7 @@
         <w:pBdr>
           <w:bottom w:val="single" w:color="D9D2C2" w:sz="6" w:space="4"/>
         </w:pBdr>
-        <w:spacing w:after="70" w:before="200"/>
+        <w:spacing w:after="60" w:before="170"/>
       </w:pPr>
       <w:r>
         <w:rPr>
@@ -104,7 +104,7 @@
     </w:p>
     <w:p>
       <w:pPr>
-        <w:spacing w:after="60"/>
+        <w:spacing w:after="50"/>
       </w:pPr>
       <w:r>
         <w:rPr>
@@ -122,7 +122,7 @@
         <w:pBdr>
           <w:bottom w:val="single" w:color="D9D2C2" w:sz="6" w:space="4"/>
         </w:pBdr>
-        <w:spacing w:after="70" w:before="200"/>
+        <w:spacing w:after="60" w:before="170"/>
       </w:pPr>
       <w:r>
         <w:rPr>
@@ -180,7 +180,7 @@
     </w:p>
     <w:p>
       <w:pPr>
-        <w:spacing w:after="60"/>
+        <w:spacing w:after="50"/>
       </w:pPr>
       <w:r>
         <w:rPr>
@@ -236,7 +236,7 @@
     </w:p>
     <w:p>
       <w:pPr>
-        <w:spacing w:after="60"/>
+        <w:spacing w:after="50"/>
       </w:pPr>
       <w:r>
         <w:rPr>
@@ -583,7 +583,7 @@
         <w:pBdr>
           <w:bottom w:val="single" w:color="D9D2C2" w:sz="6" w:space="4"/>
         </w:pBdr>
-        <w:spacing w:after="70" w:before="200"/>
+        <w:spacing w:after="60" w:before="170"/>
       </w:pPr>
       <w:r>
         <w:rPr>
@@ -641,25 +641,25 @@
     </w:p>
     <w:p>
       <w:pPr>
+        <w:spacing w:after="50"/>
+      </w:pPr>
+      <w:r>
+        <w:rPr>
+          <w:rFonts w:ascii="Calibri" w:cs="Calibri" w:eastAsia="Calibri" w:hAnsi="Calibri"/>
+          <w:color w:val="2B2620"/>
+          <w:sz w:val="20"/>
+          <w:szCs w:val="20"/>
+        </w:rPr>
+        <w:t xml:space="preserve">En gangkontroller til Unitree Go2-robotten i fysiksimulatoren MuJoCo, bygget uden en fuld dynamisk model. Fire koblede Kuramoto-oscillatorer udgør en central pattern generator, der sætter gangrytmen, fodbaner løses med Levenberg–Marquardt invers kinematik, og leddene drives af en muskellignende adaptiv impedansregulator (OIAC). Gangparametre tunes med PPO og CMA-ES.</w:t>
+      </w:r>
+    </w:p>
+    <w:p>
+      <w:pPr>
         <w:spacing w:after="60"/>
       </w:pPr>
       <w:r>
         <w:rPr>
           <w:rFonts w:ascii="Calibri" w:cs="Calibri" w:eastAsia="Calibri" w:hAnsi="Calibri"/>
-          <w:color w:val="2B2620"/>
-          <w:sz w:val="20"/>
-          <w:szCs w:val="20"/>
-        </w:rPr>
-        <w:t xml:space="preserve">En gangkontroller til Unitree Go2-robotten i fysiksimulatoren MuJoCo, bygget uden en fuld dynamisk model. Fire koblede Kuramoto-oscillatorer udgør en central pattern generator, der sætter gangrytmen, fodbaner løses med Levenberg–Marquardt invers kinematik, og leddene drives af en muskellignende adaptiv impedansregulator (OIAC). Gangparametre tunes med PPO og CMA-ES.</w:t>
-      </w:r>
-    </w:p>
-    <w:p>
-      <w:pPr>
-        <w:spacing w:after="60"/>
-      </w:pPr>
-      <w:r>
-        <w:rPr>
-          <w:rFonts w:ascii="Calibri" w:cs="Calibri" w:eastAsia="Calibri" w:hAnsi="Calibri"/>
           <w:color w:val="6F665C"/>
           <w:sz w:val="19"/>
           <w:szCs w:val="19"/>
@@ -675,7 +675,7 @@
         </w:rPr>
         <w:t xml:space="preserve">   ·   Repository: </w:t>
       </w:r>
-      <w:hyperlink w:history="1" r:id="rIdh8ej5aqd8ro9c-kugn1_y">
+      <w:hyperlink w:history="1" r:id="rIdqgqct56ndg9lq4twnd1zr">
         <w:r>
           <w:rPr>
             <w:rFonts w:ascii="Calibri" w:cs="Calibri" w:eastAsia="Calibri" w:hAnsi="Calibri"/>
@@ -732,7 +732,7 @@
     </w:p>
     <w:p>
       <w:pPr>
-        <w:spacing w:after="60"/>
+        <w:spacing w:after="50"/>
       </w:pPr>
       <w:r>
         <w:rPr>
@@ -802,25 +802,25 @@
     </w:p>
     <w:p>
       <w:pPr>
+        <w:spacing w:after="50"/>
+      </w:pPr>
+      <w:r>
+        <w:rPr>
+          <w:rFonts w:ascii="Calibri" w:cs="Calibri" w:eastAsia="Calibri" w:hAnsi="Calibri"/>
+          <w:color w:val="2B2620"/>
+          <w:sz w:val="20"/>
+          <w:szCs w:val="20"/>
+        </w:rPr>
+        <w:t xml:space="preserve">Lukket-sløjfe-regulering af en to-akset pan-tilt-kameraplatform. En Tiva TM4C123-mikrocontroller med FreeRTOS kører reguleringssløjferne og taler over SPI med en PYNQ-Z2 FPGA, hvor VHDL-moduler genererer motor-PWM og afkoder enkoderne. En OpenCV-pipeline i C++ detekterer en tennisbold og sender dens position til regulatoren, så platformen følger den.</w:t>
+      </w:r>
+    </w:p>
+    <w:p>
+      <w:pPr>
         <w:spacing w:after="60"/>
       </w:pPr>
       <w:r>
         <w:rPr>
           <w:rFonts w:ascii="Calibri" w:cs="Calibri" w:eastAsia="Calibri" w:hAnsi="Calibri"/>
-          <w:color w:val="2B2620"/>
-          <w:sz w:val="20"/>
-          <w:szCs w:val="20"/>
-        </w:rPr>
-        <w:t xml:space="preserve">Lukket-sløjfe-regulering af en to-akset pan-tilt-kameraplatform. En Tiva TM4C123-mikrocontroller med FreeRTOS kører reguleringssløjferne og taler over SPI med en PYNQ-Z2 FPGA, hvor VHDL-moduler genererer motor-PWM og afkoder enkoderne. En OpenCV-pipeline i C++ detekterer en tennisbold og sender dens position til regulatoren, så platformen følger den.</w:t>
-      </w:r>
-    </w:p>
-    <w:p>
-      <w:pPr>
-        <w:spacing w:after="60"/>
-      </w:pPr>
-      <w:r>
-        <w:rPr>
-          <w:rFonts w:ascii="Calibri" w:cs="Calibri" w:eastAsia="Calibri" w:hAnsi="Calibri"/>
           <w:color w:val="6F665C"/>
           <w:sz w:val="19"/>
           <w:szCs w:val="19"/>
@@ -836,7 +836,7 @@
         </w:rPr>
         <w:t xml:space="preserve">   ·   Repository: </w:t>
       </w:r>
-      <w:hyperlink w:history="1" r:id="rIdpmh4sbu2hoiwerkhz_6jn">
+      <w:hyperlink w:history="1" r:id="rIduzbxqyg-ipsxlxagk2vyb">
         <w:r>
           <w:rPr>
             <w:rFonts w:ascii="Calibri" w:cs="Calibri" w:eastAsia="Calibri" w:hAnsi="Calibri"/>
@@ -893,25 +893,25 @@
     </w:p>
     <w:p>
       <w:pPr>
+        <w:spacing w:after="50"/>
+      </w:pPr>
+      <w:r>
+        <w:rPr>
+          <w:rFonts w:ascii="Calibri" w:cs="Calibri" w:eastAsia="Calibri" w:hAnsi="Calibri"/>
+          <w:color w:val="2B2620"/>
+          <w:sz w:val="20"/>
+          <w:szCs w:val="20"/>
+        </w:rPr>
+        <w:t xml:space="preserve">En TurtleBot3 Burger, der udfører ruter sendt til den som lyd. En GUI opbygger ruten, en selvdesignet halv-dupleks-protokol koder den som DTMF-toner, og robotten afkoder dem i realtid med Goertzel-algoritmen og kører ruten via ROS 2. C++-koden følger en firelags-arkitektur inspireret af TCP/IP (fysisk lag, datalink-, transport- og applikationslag) med CRC-fejldetektion, kvitteringer og gensendelsestimere. Testet pålidelig ved op til 60 dBA baggrundsstøj; 100 bit overført på 4,4 s.</w:t>
+      </w:r>
+    </w:p>
+    <w:p>
+      <w:pPr>
         <w:spacing w:after="60"/>
       </w:pPr>
       <w:r>
         <w:rPr>
           <w:rFonts w:ascii="Calibri" w:cs="Calibri" w:eastAsia="Calibri" w:hAnsi="Calibri"/>
-          <w:color w:val="2B2620"/>
-          <w:sz w:val="20"/>
-          <w:szCs w:val="20"/>
-        </w:rPr>
-        <w:t xml:space="preserve">En TurtleBot3 Burger, der udfører ruter sendt til den som lyd. En GUI opbygger ruten, en selvdesignet halv-dupleks-protokol koder den som DTMF-toner, og robotten afkoder dem i realtid med Goertzel-algoritmen og kører ruten via ROS 2. C++-koden følger en firelags-arkitektur inspireret af TCP/IP (fysisk lag, datalink-, transport- og applikationslag) med CRC-fejldetektion, kvitteringer og gensendelsestimere. Testet pålidelig ved op til 60 dBA baggrundsstøj; 100 bit overført på 4,4 s.</w:t>
-      </w:r>
-    </w:p>
-    <w:p>
-      <w:pPr>
-        <w:spacing w:after="60"/>
-      </w:pPr>
-      <w:r>
-        <w:rPr>
-          <w:rFonts w:ascii="Calibri" w:cs="Calibri" w:eastAsia="Calibri" w:hAnsi="Calibri"/>
           <w:color w:val="6F665C"/>
           <w:sz w:val="19"/>
           <w:szCs w:val="19"/>
@@ -927,7 +927,7 @@
         </w:rPr>
         <w:t xml:space="preserve">   ·   Repository: </w:t>
       </w:r>
-      <w:hyperlink w:history="1" r:id="rIdgasoqoh_g1or7zzvyeauz">
+      <w:hyperlink w:history="1" r:id="rIdvkxvujdpmsjebjs4jmgp6">
         <w:r>
           <w:rPr>
             <w:rFonts w:ascii="Calibri" w:cs="Calibri" w:eastAsia="Calibri" w:hAnsi="Calibri"/>
@@ -984,7 +984,7 @@
     </w:p>
     <w:p>
       <w:pPr>
-        <w:spacing w:after="60"/>
+        <w:spacing w:after="50"/>
       </w:pPr>
       <w:r>
         <w:rPr>
@@ -1016,7 +1016,7 @@
         <w:pBdr>
           <w:bottom w:val="single" w:color="D9D2C2" w:sz="6" w:space="4"/>
         </w:pBdr>
-        <w:spacing w:after="70" w:before="200"/>
+        <w:spacing w:after="60" w:before="170"/>
       </w:pPr>
       <w:r>
         <w:rPr>
@@ -1069,7 +1069,7 @@
     </w:p>
     <w:p>
       <w:pPr>
-        <w:spacing w:after="60"/>
+        <w:spacing w:after="50"/>
       </w:pPr>
       <w:r>
         <w:rPr>
@@ -1120,7 +1120,7 @@
     </w:p>
     <w:p>
       <w:pPr>
-        <w:spacing w:after="60"/>
+        <w:spacing w:after="50"/>
       </w:pPr>
       <w:r>
         <w:rPr>
@@ -1171,7 +1171,7 @@
     </w:p>
     <w:p>
       <w:pPr>
-        <w:spacing w:after="60"/>
+        <w:spacing w:after="50"/>
       </w:pPr>
       <w:r>
         <w:rPr>
@@ -1222,7 +1222,7 @@
     </w:p>
     <w:p>
       <w:pPr>
-        <w:spacing w:after="60"/>
+        <w:spacing w:after="50"/>
       </w:pPr>
       <w:r>
         <w:rPr>
@@ -1273,7 +1273,7 @@
     </w:p>
     <w:p>
       <w:pPr>
-        <w:spacing w:after="60"/>
+        <w:spacing w:after="50"/>
       </w:pPr>
       <w:r>
         <w:rPr>
@@ -1324,7 +1324,7 @@
     </w:p>
     <w:p>
       <w:pPr>
-        <w:spacing w:after="60"/>
+        <w:spacing w:after="50"/>
       </w:pPr>
       <w:r>
         <w:rPr>
@@ -1375,7 +1375,7 @@
     </w:p>
     <w:p>
       <w:pPr>
-        <w:spacing w:after="60"/>
+        <w:spacing w:after="50"/>
       </w:pPr>
       <w:r>
         <w:rPr>
@@ -1393,7 +1393,7 @@
         <w:pBdr>
           <w:bottom w:val="single" w:color="D9D2C2" w:sz="6" w:space="4"/>
         </w:pBdr>
-        <w:spacing w:after="70" w:before="200"/>
+        <w:spacing w:after="60" w:before="170"/>
       </w:pPr>
       <w:r>
         <w:rPr>
@@ -1479,7 +1479,7 @@
           <w:sz w:val="20"/>
           <w:szCs w:val="20"/>
         </w:rPr>
-        <w:t xml:space="preserve">Python (NumPy, SciPy, Gymnasium, Stable-Baselines3), C++ (CMake), MATLAB, OpenCV, Reinforcement learning (PPO, Q-learning), Signal processing &amp; EMG, Git, GitHub, LaTeX</w:t>
+        <w:t xml:space="preserve">Python (NumPy, SciPy, Gymnasium, Stable-Baselines3), C++ (CMake), MATLAB, OpenCV, Reinforcement learning (PPO, Q-learning), Signal processing &amp; EMG, Git, GitHub, Bitbucket, LaTeX, Testing &amp; code quality: pytest, mypy, flake8, pylint, Linux (Ubuntu &amp; Arch), Windows</w:t>
       </w:r>
     </w:p>
     <w:p>
@@ -1504,7 +1504,7 @@
           <w:sz w:val="20"/>
           <w:szCs w:val="20"/>
         </w:rPr>
-        <w:t xml:space="preserve">Projektarbejde i små grupper hvert semester, Rapportskrivning og mundtligt forsvar, Nysgerrig, grundig, praktisk anlagt</w:t>
+        <w:t xml:space="preserve">Del af et udviklingsteam på otte på en stor kodebase hos 4X-Robots, Projektarbejde i små grupper hvert semester, Rapportskrivning og mundtligt forsvar, Nysgerrig, grundig, praktisk anlagt</w:t>
       </w:r>
     </w:p>
     <w:p>
@@ -1513,7 +1513,7 @@
         <w:pBdr>
           <w:bottom w:val="single" w:color="D9D2C2" w:sz="6" w:space="4"/>
         </w:pBdr>
-        <w:spacing w:after="70" w:before="200"/>
+        <w:spacing w:after="60" w:before="170"/>
       </w:pPr>
       <w:r>
         <w:rPr>

--- a/public/Phillip_Christopher_Faerch_CV_DA.docx
+++ b/public/Phillip_Christopher_Faerch_CV_DA.docx
@@ -43,7 +43,7 @@
         </w:rPr>
         <w:t xml:space="preserve">Adresse: Nyborgvej 103, 2. tv., 5000 Odense C   ·   +45 22 18 77 00   ·   </w:t>
       </w:r>
-      <w:hyperlink w:history="1" r:id="rIdefj85luo8si6382mtzbcf">
+      <w:hyperlink w:history="1" r:id="rIdfnnrig4uinq-6pywfwm53">
         <w:r>
           <w:rPr>
             <w:rFonts w:ascii="Calibri" w:cs="Calibri" w:eastAsia="Calibri" w:hAnsi="Calibri"/>
@@ -69,7 +69,7 @@
         </w:rPr>
         <w:t xml:space="preserve">Født: 15. januar 2002   ·   GitHub: </w:t>
       </w:r>
-      <w:hyperlink w:history="1" r:id="rIdecxws-rqwppm6b51yq9xb">
+      <w:hyperlink w:history="1" r:id="rIddu6c5nt98sabf7y_5lvsl">
         <w:r>
           <w:rPr>
             <w:rFonts w:ascii="Calibri" w:cs="Calibri" w:eastAsia="Calibri" w:hAnsi="Calibri"/>
@@ -675,7 +675,7 @@
         </w:rPr>
         <w:t xml:space="preserve">   ·   Repository: </w:t>
       </w:r>
-      <w:hyperlink w:history="1" r:id="rIdqgqct56ndg9lq4twnd1zr">
+      <w:hyperlink w:history="1" r:id="rIdzk_egaqoz06qdm0ubwiaq">
         <w:r>
           <w:rPr>
             <w:rFonts w:ascii="Calibri" w:cs="Calibri" w:eastAsia="Calibri" w:hAnsi="Calibri"/>
@@ -836,7 +836,7 @@
         </w:rPr>
         <w:t xml:space="preserve">   ·   Repository: </w:t>
       </w:r>
-      <w:hyperlink w:history="1" r:id="rIduzbxqyg-ipsxlxagk2vyb">
+      <w:hyperlink w:history="1" r:id="rIdppbjqafu9sbnhxbovgkog">
         <w:r>
           <w:rPr>
             <w:rFonts w:ascii="Calibri" w:cs="Calibri" w:eastAsia="Calibri" w:hAnsi="Calibri"/>
@@ -927,7 +927,7 @@
         </w:rPr>
         <w:t xml:space="preserve">   ·   Repository: </w:t>
       </w:r>
-      <w:hyperlink w:history="1" r:id="rIdvkxvujdpmsjebjs4jmgp6">
+      <w:hyperlink w:history="1" r:id="rIdse-vupklerfadugtp7wvb">
         <w:r>
           <w:rPr>
             <w:rFonts w:ascii="Calibri" w:cs="Calibri" w:eastAsia="Calibri" w:hAnsi="Calibri"/>
@@ -1420,6 +1420,81 @@
           <w:sz w:val="20"/>
           <w:szCs w:val="20"/>
         </w:rPr>
+        <w:t xml:space="preserve">Arbejdsform: </w:t>
+      </w:r>
+      <w:r>
+        <w:rPr>
+          <w:rFonts w:ascii="Calibri" w:cs="Calibri" w:eastAsia="Calibri" w:hAnsi="Calibri"/>
+          <w:color w:val="2B2620"/>
+          <w:sz w:val="20"/>
+          <w:szCs w:val="20"/>
+        </w:rPr>
+        <w:t xml:space="preserve">Del af et udviklingsteam på otte på en stor kodebase hos 4X-Robots, Projektarbejde i små grupper hvert semester, Rapportskrivning og mundtligt forsvar, Nysgerrig, grundig, praktisk anlagt</w:t>
+      </w:r>
+    </w:p>
+    <w:p>
+      <w:pPr>
+        <w:spacing w:after="50"/>
+      </w:pPr>
+      <w:r>
+        <w:rPr>
+          <w:rFonts w:ascii="Calibri" w:cs="Calibri" w:eastAsia="Calibri" w:hAnsi="Calibri"/>
+          <w:b/>
+          <w:bCs/>
+          <w:color w:val="2B2620"/>
+          <w:sz w:val="20"/>
+          <w:szCs w:val="20"/>
+        </w:rPr>
+        <w:t xml:space="preserve">Embedded &amp; hardware: </w:t>
+      </w:r>
+      <w:r>
+        <w:rPr>
+          <w:rFonts w:ascii="Calibri" w:cs="Calibri" w:eastAsia="Calibri" w:hAnsi="Calibri"/>
+          <w:color w:val="2B2620"/>
+          <w:sz w:val="20"/>
+          <w:szCs w:val="20"/>
+        </w:rPr>
+        <w:t xml:space="preserve">C on ARM Cortex-M (Tiva TM4C123), FreeRTOS, VHDL / FPGA (PYNQ-Z2), SPI, UART, PWM, encoders, Basic analog &amp; digital electronics, Raspberry Pi Pico</w:t>
+      </w:r>
+    </w:p>
+    <w:p>
+      <w:pPr>
+        <w:spacing w:after="50"/>
+      </w:pPr>
+      <w:r>
+        <w:rPr>
+          <w:rFonts w:ascii="Calibri" w:cs="Calibri" w:eastAsia="Calibri" w:hAnsi="Calibri"/>
+          <w:b/>
+          <w:bCs/>
+          <w:color w:val="2B2620"/>
+          <w:sz w:val="20"/>
+          <w:szCs w:val="20"/>
+        </w:rPr>
+        <w:t xml:space="preserve">Software &amp; AI: </w:t>
+      </w:r>
+      <w:r>
+        <w:rPr>
+          <w:rFonts w:ascii="Calibri" w:cs="Calibri" w:eastAsia="Calibri" w:hAnsi="Calibri"/>
+          <w:color w:val="2B2620"/>
+          <w:sz w:val="20"/>
+          <w:szCs w:val="20"/>
+        </w:rPr>
+        <w:t xml:space="preserve">Python (NumPy, SciPy, Gymnasium, Stable-Baselines3), C++ (CMake), MATLAB, OpenCV, Reinforcement learning (PPO, Q-learning), Signal processing &amp; EMG, Git, GitHub, Bitbucket, LaTeX, Testing &amp; code quality: pytest, mypy, flake8, pylint, Linux (Ubuntu &amp; Arch), Windows</w:t>
+      </w:r>
+    </w:p>
+    <w:p>
+      <w:pPr>
+        <w:spacing w:after="50"/>
+      </w:pPr>
+      <w:r>
+        <w:rPr>
+          <w:rFonts w:ascii="Calibri" w:cs="Calibri" w:eastAsia="Calibri" w:hAnsi="Calibri"/>
+          <w:b/>
+          <w:bCs/>
+          <w:color w:val="2B2620"/>
+          <w:sz w:val="20"/>
+          <w:szCs w:val="20"/>
+        </w:rPr>
         <w:t xml:space="preserve">Robotteknologi &amp; regulering: </w:t>
       </w:r>
       <w:r>
@@ -1430,81 +1505,6 @@
           <w:szCs w:val="20"/>
         </w:rPr>
         <w:t xml:space="preserve">Control theory (PID, state space, sliding mode), Robot kinematics &amp; inverse kinematics, Central pattern generators, Path planning (A*, bug algorithms), MuJoCo simulation, Underactuated systems</w:t>
-      </w:r>
-    </w:p>
-    <w:p>
-      <w:pPr>
-        <w:spacing w:after="50"/>
-      </w:pPr>
-      <w:r>
-        <w:rPr>
-          <w:rFonts w:ascii="Calibri" w:cs="Calibri" w:eastAsia="Calibri" w:hAnsi="Calibri"/>
-          <w:b/>
-          <w:bCs/>
-          <w:color w:val="2B2620"/>
-          <w:sz w:val="20"/>
-          <w:szCs w:val="20"/>
-        </w:rPr>
-        <w:t xml:space="preserve">Embedded &amp; hardware: </w:t>
-      </w:r>
-      <w:r>
-        <w:rPr>
-          <w:rFonts w:ascii="Calibri" w:cs="Calibri" w:eastAsia="Calibri" w:hAnsi="Calibri"/>
-          <w:color w:val="2B2620"/>
-          <w:sz w:val="20"/>
-          <w:szCs w:val="20"/>
-        </w:rPr>
-        <w:t xml:space="preserve">C on ARM Cortex-M (Tiva TM4C123), FreeRTOS, VHDL / FPGA (PYNQ-Z2), SPI, UART, PWM, encoders, Basic analog &amp; digital electronics, Raspberry Pi Pico</w:t>
-      </w:r>
-    </w:p>
-    <w:p>
-      <w:pPr>
-        <w:spacing w:after="50"/>
-      </w:pPr>
-      <w:r>
-        <w:rPr>
-          <w:rFonts w:ascii="Calibri" w:cs="Calibri" w:eastAsia="Calibri" w:hAnsi="Calibri"/>
-          <w:b/>
-          <w:bCs/>
-          <w:color w:val="2B2620"/>
-          <w:sz w:val="20"/>
-          <w:szCs w:val="20"/>
-        </w:rPr>
-        <w:t xml:space="preserve">Software &amp; AI: </w:t>
-      </w:r>
-      <w:r>
-        <w:rPr>
-          <w:rFonts w:ascii="Calibri" w:cs="Calibri" w:eastAsia="Calibri" w:hAnsi="Calibri"/>
-          <w:color w:val="2B2620"/>
-          <w:sz w:val="20"/>
-          <w:szCs w:val="20"/>
-        </w:rPr>
-        <w:t xml:space="preserve">Python (NumPy, SciPy, Gymnasium, Stable-Baselines3), C++ (CMake), MATLAB, OpenCV, Reinforcement learning (PPO, Q-learning), Signal processing &amp; EMG, Git, GitHub, Bitbucket, LaTeX, Testing &amp; code quality: pytest, mypy, flake8, pylint, Linux (Ubuntu &amp; Arch), Windows</w:t>
-      </w:r>
-    </w:p>
-    <w:p>
-      <w:pPr>
-        <w:spacing w:after="50"/>
-      </w:pPr>
-      <w:r>
-        <w:rPr>
-          <w:rFonts w:ascii="Calibri" w:cs="Calibri" w:eastAsia="Calibri" w:hAnsi="Calibri"/>
-          <w:b/>
-          <w:bCs/>
-          <w:color w:val="2B2620"/>
-          <w:sz w:val="20"/>
-          <w:szCs w:val="20"/>
-        </w:rPr>
-        <w:t xml:space="preserve">Arbejdsform: </w:t>
-      </w:r>
-      <w:r>
-        <w:rPr>
-          <w:rFonts w:ascii="Calibri" w:cs="Calibri" w:eastAsia="Calibri" w:hAnsi="Calibri"/>
-          <w:color w:val="2B2620"/>
-          <w:sz w:val="20"/>
-          <w:szCs w:val="20"/>
-        </w:rPr>
-        <w:t xml:space="preserve">Del af et udviklingsteam på otte på en stor kodebase hos 4X-Robots, Projektarbejde i små grupper hvert semester, Rapportskrivning og mundtligt forsvar, Nysgerrig, grundig, praktisk anlagt</w:t>
       </w:r>
     </w:p>
     <w:p>

--- a/public/Phillip_Christopher_Faerch_CV_DA.docx
+++ b/public/Phillip_Christopher_Faerch_CV_DA.docx
@@ -43,7 +43,7 @@
         </w:rPr>
         <w:t xml:space="preserve">Adresse: Nyborgvej 103, 2. tv., 5000 Odense C   ·   +45 22 18 77 00   ·   </w:t>
       </w:r>
-      <w:hyperlink w:history="1" r:id="rIdfnnrig4uinq-6pywfwm53">
+      <w:hyperlink w:history="1" r:id="rIdkp0fpficij09hpp-_1j5h">
         <w:r>
           <w:rPr>
             <w:rFonts w:ascii="Calibri" w:cs="Calibri" w:eastAsia="Calibri" w:hAnsi="Calibri"/>
@@ -69,7 +69,7 @@
         </w:rPr>
         <w:t xml:space="preserve">Født: 15. januar 2002   ·   GitHub: </w:t>
       </w:r>
-      <w:hyperlink w:history="1" r:id="rIddu6c5nt98sabf7y_5lvsl">
+      <w:hyperlink w:history="1" r:id="rIdkd7xhpiz6nbvg30g7n_xo">
         <w:r>
           <w:rPr>
             <w:rFonts w:ascii="Calibri" w:cs="Calibri" w:eastAsia="Calibri" w:hAnsi="Calibri"/>
@@ -81,6 +81,27 @@
           <w:t xml:space="preserve">Toasting-Snowdragon-9999</w:t>
         </w:r>
       </w:hyperlink>
+      <w:r>
+        <w:rPr>
+          <w:rFonts w:ascii="Calibri" w:cs="Calibri" w:eastAsia="Calibri" w:hAnsi="Calibri"/>
+          <w:color w:val="6F665C"/>
+          <w:sz w:val="20"/>
+          <w:szCs w:val="20"/>
+        </w:rPr>
+        <w:t xml:space="preserve">   ·   LinkedIn: </w:t>
+      </w:r>
+      <w:hyperlink w:history="1" r:id="rIdynvcuw2_1a7ush9z5eib0">
+        <w:r>
+          <w:rPr>
+            <w:rFonts w:ascii="Calibri" w:cs="Calibri" w:eastAsia="Calibri" w:hAnsi="Calibri"/>
+            <w:color w:val="4E5A38"/>
+            <w:sz w:val="21"/>
+            <w:szCs w:val="21"/>
+            <w:u w:val="single"/>
+          </w:rPr>
+          <w:t xml:space="preserve">linkedin.com/in/christopher-færch</w:t>
+        </w:r>
+      </w:hyperlink>
     </w:p>
     <w:p>
       <w:pPr>
@@ -675,7 +696,7 @@
         </w:rPr>
         <w:t xml:space="preserve">   ·   Repository: </w:t>
       </w:r>
-      <w:hyperlink w:history="1" r:id="rIdzk_egaqoz06qdm0ubwiaq">
+      <w:hyperlink w:history="1" r:id="rIdc9aghchyupskmeqxbye1g">
         <w:r>
           <w:rPr>
             <w:rFonts w:ascii="Calibri" w:cs="Calibri" w:eastAsia="Calibri" w:hAnsi="Calibri"/>
@@ -836,7 +857,7 @@
         </w:rPr>
         <w:t xml:space="preserve">   ·   Repository: </w:t>
       </w:r>
-      <w:hyperlink w:history="1" r:id="rIdppbjqafu9sbnhxbovgkog">
+      <w:hyperlink w:history="1" r:id="rIdmh7rrkaho5fluqguz8om3">
         <w:r>
           <w:rPr>
             <w:rFonts w:ascii="Calibri" w:cs="Calibri" w:eastAsia="Calibri" w:hAnsi="Calibri"/>
@@ -927,7 +948,7 @@
         </w:rPr>
         <w:t xml:space="preserve">   ·   Repository: </w:t>
       </w:r>
-      <w:hyperlink w:history="1" r:id="rIdse-vupklerfadugtp7wvb">
+      <w:hyperlink w:history="1" r:id="rIdqhtyubufn5yjqivbwighn">
         <w:r>
           <w:rPr>
             <w:rFonts w:ascii="Calibri" w:cs="Calibri" w:eastAsia="Calibri" w:hAnsi="Calibri"/>

--- a/public/Phillip_Christopher_Faerch_CV_DA.docx
+++ b/public/Phillip_Christopher_Faerch_CV_DA.docx
@@ -43,7 +43,7 @@
         </w:rPr>
         <w:t xml:space="preserve">Adresse: Nyborgvej 103, 2. tv., 5000 Odense C   ·   +45 22 18 77 00   ·   </w:t>
       </w:r>
-      <w:hyperlink w:history="1" r:id="rIdkp0fpficij09hpp-_1j5h">
+      <w:hyperlink w:history="1" r:id="rIdxnhki_10yz-lduvirwcix">
         <w:r>
           <w:rPr>
             <w:rFonts w:ascii="Calibri" w:cs="Calibri" w:eastAsia="Calibri" w:hAnsi="Calibri"/>
@@ -69,7 +69,7 @@
         </w:rPr>
         <w:t xml:space="preserve">Født: 15. januar 2002   ·   GitHub: </w:t>
       </w:r>
-      <w:hyperlink w:history="1" r:id="rIdkd7xhpiz6nbvg30g7n_xo">
+      <w:hyperlink w:history="1" r:id="rId7npkvqola2j0oo3ofu6wp">
         <w:r>
           <w:rPr>
             <w:rFonts w:ascii="Calibri" w:cs="Calibri" w:eastAsia="Calibri" w:hAnsi="Calibri"/>
@@ -90,7 +90,7 @@
         </w:rPr>
         <w:t xml:space="preserve">   ·   LinkedIn: </w:t>
       </w:r>
-      <w:hyperlink w:history="1" r:id="rIdynvcuw2_1a7ush9z5eib0">
+      <w:hyperlink w:history="1" r:id="rIdtjtzrk01_piwnplil86ja">
         <w:r>
           <w:rPr>
             <w:rFonts w:ascii="Calibri" w:cs="Calibri" w:eastAsia="Calibri" w:hAnsi="Calibri"/>
@@ -109,7 +109,7 @@
         <w:pBdr>
           <w:bottom w:val="single" w:color="D9D2C2" w:sz="6" w:space="4"/>
         </w:pBdr>
-        <w:spacing w:after="60" w:before="170"/>
+        <w:spacing w:after="50" w:before="150"/>
       </w:pPr>
       <w:r>
         <w:rPr>
@@ -143,7 +143,7 @@
         <w:pBdr>
           <w:bottom w:val="single" w:color="D9D2C2" w:sz="6" w:space="4"/>
         </w:pBdr>
-        <w:spacing w:after="60" w:before="170"/>
+        <w:spacing w:after="50" w:before="150"/>
       </w:pPr>
       <w:r>
         <w:rPr>
@@ -210,7 +210,7 @@
           <w:sz w:val="20"/>
           <w:szCs w:val="20"/>
         </w:rPr>
-        <w:t xml:space="preserve">Treårig erhvervskandidat: første år på fuld tid, derefter deltidsstudie kombineret med mindst 25 timers ingeniørarbejde om ugen. Fokus på AI, computer vision, machine learning, robotdesign og autonome systemer. Undervisning på engelsk.</w:t>
+        <w:t xml:space="preserve">Treårig erhvervskandidat: første år på fuld tid, derefter deltidsstudie kombineret med mindst 25 timers ingeniørarbejde om ugen. Fokus på AI, computer vision, machine learning, robotdesign og autonome systemer.</w:t>
       </w:r>
     </w:p>
     <w:p>
@@ -604,7 +604,7 @@
         <w:pBdr>
           <w:bottom w:val="single" w:color="D9D2C2" w:sz="6" w:space="4"/>
         </w:pBdr>
-        <w:spacing w:after="60" w:before="170"/>
+        <w:spacing w:after="50" w:before="150"/>
       </w:pPr>
       <w:r>
         <w:rPr>
@@ -696,7 +696,7 @@
         </w:rPr>
         <w:t xml:space="preserve">   ·   Repository: </w:t>
       </w:r>
-      <w:hyperlink w:history="1" r:id="rIdc9aghchyupskmeqxbye1g">
+      <w:hyperlink w:history="1" r:id="rId6yudjefee-uizhywlkdzt">
         <w:r>
           <w:rPr>
             <w:rFonts w:ascii="Calibri" w:cs="Calibri" w:eastAsia="Calibri" w:hAnsi="Calibri"/>
@@ -857,7 +857,7 @@
         </w:rPr>
         <w:t xml:space="preserve">   ·   Repository: </w:t>
       </w:r>
-      <w:hyperlink w:history="1" r:id="rIdmh7rrkaho5fluqguz8om3">
+      <w:hyperlink w:history="1" r:id="rIdflykzy8hfo3ceyhuwm1rv">
         <w:r>
           <w:rPr>
             <w:rFonts w:ascii="Calibri" w:cs="Calibri" w:eastAsia="Calibri" w:hAnsi="Calibri"/>
@@ -948,7 +948,7 @@
         </w:rPr>
         <w:t xml:space="preserve">   ·   Repository: </w:t>
       </w:r>
-      <w:hyperlink w:history="1" r:id="rIdqhtyubufn5yjqivbwighn">
+      <w:hyperlink w:history="1" r:id="rIdf5actyuun8fexyaz2wkvw">
         <w:r>
           <w:rPr>
             <w:rFonts w:ascii="Calibri" w:cs="Calibri" w:eastAsia="Calibri" w:hAnsi="Calibri"/>
@@ -1037,7 +1037,7 @@
         <w:pBdr>
           <w:bottom w:val="single" w:color="D9D2C2" w:sz="6" w:space="4"/>
         </w:pBdr>
-        <w:spacing w:after="60" w:before="170"/>
+        <w:spacing w:after="50" w:before="150"/>
       </w:pPr>
       <w:r>
         <w:rPr>
@@ -1414,7 +1414,7 @@
         <w:pBdr>
           <w:bottom w:val="single" w:color="D9D2C2" w:sz="6" w:space="4"/>
         </w:pBdr>
-        <w:spacing w:after="60" w:before="170"/>
+        <w:spacing w:after="50" w:before="150"/>
       </w:pPr>
       <w:r>
         <w:rPr>
@@ -1534,7 +1534,7 @@
         <w:pBdr>
           <w:bottom w:val="single" w:color="D9D2C2" w:sz="6" w:space="4"/>
         </w:pBdr>
-        <w:spacing w:after="60" w:before="170"/>
+        <w:spacing w:after="50" w:before="150"/>
       </w:pPr>
       <w:r>
         <w:rPr>
@@ -1545,7 +1545,7 @@
           <w:sz w:val="26"/>
           <w:szCs w:val="26"/>
         </w:rPr>
-        <w:t xml:space="preserve">Sprog</w:t>
+        <w:t xml:space="preserve">Interesser</w:t>
       </w:r>
     </w:p>
     <w:p>
@@ -1559,12 +1559,37 @@
           <w:sz w:val="20"/>
           <w:szCs w:val="20"/>
         </w:rPr>
-        <w:t xml:space="preserve">Dansk – Modersmål   ·   Engelsk – Professionelt (undervisning på engelsk)</w:t>
+        <w:t xml:space="preserve">Computerspil, især League of Legends, World of Warcraft og Counter-Strike. Træner to til tre gange om ugen og spiller padel. Elsker at stå på ski, når sæsonen tillader det.</w:t>
+      </w:r>
+    </w:p>
+    <w:p>
+      <w:pPr>
+        <w:spacing w:after="50"/>
+      </w:pPr>
+      <w:r>
+        <w:rPr>
+          <w:rFonts w:ascii="Calibri" w:cs="Calibri" w:eastAsia="Calibri" w:hAnsi="Calibri"/>
+          <w:b/>
+          <w:bCs/>
+          <w:color w:val="2B2620"/>
+          <w:sz w:val="20"/>
+          <w:szCs w:val="20"/>
+        </w:rPr>
+        <w:t xml:space="preserve">Sprog: </w:t>
+      </w:r>
+      <w:r>
+        <w:rPr>
+          <w:rFonts w:ascii="Calibri" w:cs="Calibri" w:eastAsia="Calibri" w:hAnsi="Calibri"/>
+          <w:color w:val="2B2620"/>
+          <w:sz w:val="20"/>
+          <w:szCs w:val="20"/>
+        </w:rPr>
+        <w:t xml:space="preserve">Dansk – Modersmål   ·   Engelsk – Professionelt</w:t>
       </w:r>
     </w:p>
     <w:sectPr>
       <w:pgSz w:w="11906" w:h="16838" w:orient="portrait"/>
-      <w:pgMar w:top="720" w:right="900" w:bottom="720" w:left="900" w:header="708" w:footer="708" w:gutter="0"/>
+      <w:pgMar w:top="640" w:right="900" w:bottom="640" w:left="900" w:header="708" w:footer="708" w:gutter="0"/>
       <w:pgNumType/>
       <w:docGrid w:linePitch="360"/>
     </w:sectPr>

--- a/public/Phillip_Christopher_Faerch_CV_DA.docx
+++ b/public/Phillip_Christopher_Faerch_CV_DA.docx
@@ -43,7 +43,7 @@
         </w:rPr>
         <w:t xml:space="preserve">Adresse: Nyborgvej 103, 2. tv., 5000 Odense C   ·   +45 22 18 77 00   ·   </w:t>
       </w:r>
-      <w:hyperlink w:history="1" r:id="rIdxnhki_10yz-lduvirwcix">
+      <w:hyperlink w:history="1" r:id="rIdw85ib4kohpnqmmakhridl">
         <w:r>
           <w:rPr>
             <w:rFonts w:ascii="Calibri" w:cs="Calibri" w:eastAsia="Calibri" w:hAnsi="Calibri"/>
@@ -69,7 +69,7 @@
         </w:rPr>
         <w:t xml:space="preserve">Født: 15. januar 2002   ·   GitHub: </w:t>
       </w:r>
-      <w:hyperlink w:history="1" r:id="rId7npkvqola2j0oo3ofu6wp">
+      <w:hyperlink w:history="1" r:id="rIddwbw_e9mqntmd2n6p3csz">
         <w:r>
           <w:rPr>
             <w:rFonts w:ascii="Calibri" w:cs="Calibri" w:eastAsia="Calibri" w:hAnsi="Calibri"/>
@@ -78,7 +78,7 @@
             <w:szCs w:val="21"/>
             <w:u w:val="single"/>
           </w:rPr>
-          <w:t xml:space="preserve">Toasting-Snowdragon-9999</w:t>
+          <w:t xml:space="preserve">christopher-faerch</w:t>
         </w:r>
       </w:hyperlink>
       <w:r>
@@ -90,7 +90,7 @@
         </w:rPr>
         <w:t xml:space="preserve">   ·   LinkedIn: </w:t>
       </w:r>
-      <w:hyperlink w:history="1" r:id="rIdtjtzrk01_piwnplil86ja">
+      <w:hyperlink w:history="1" r:id="rIdbylhxb1frp_5golnhymv3">
         <w:r>
           <w:rPr>
             <w:rFonts w:ascii="Calibri" w:cs="Calibri" w:eastAsia="Calibri" w:hAnsi="Calibri"/>
@@ -696,7 +696,7 @@
         </w:rPr>
         <w:t xml:space="preserve">   ·   Repository: </w:t>
       </w:r>
-      <w:hyperlink w:history="1" r:id="rId6yudjefee-uizhywlkdzt">
+      <w:hyperlink w:history="1" r:id="rIde9_ptqsnnrif1nm0zof8a">
         <w:r>
           <w:rPr>
             <w:rFonts w:ascii="Calibri" w:cs="Calibri" w:eastAsia="Calibri" w:hAnsi="Calibri"/>
@@ -705,7 +705,7 @@
             <w:szCs w:val="21"/>
             <w:u w:val="single"/>
           </w:rPr>
-          <w:t xml:space="preserve">github.com/Toasting-Snowdragon-9999/bio_inspired_muscle</w:t>
+          <w:t xml:space="preserve">github.com/christopher-faerch/bio_inspired_muscle</w:t>
         </w:r>
       </w:hyperlink>
     </w:p>
@@ -857,7 +857,7 @@
         </w:rPr>
         <w:t xml:space="preserve">   ·   Repository: </w:t>
       </w:r>
-      <w:hyperlink w:history="1" r:id="rIdflykzy8hfo3ceyhuwm1rv">
+      <w:hyperlink w:history="1" r:id="rId_otzikv933khgvgts0dzm">
         <w:r>
           <w:rPr>
             <w:rFonts w:ascii="Calibri" w:cs="Calibri" w:eastAsia="Calibri" w:hAnsi="Calibri"/>
@@ -866,7 +866,7 @@
             <w:szCs w:val="21"/>
             <w:u w:val="single"/>
           </w:rPr>
-          <w:t xml:space="preserve">github.com/Toasting-Snowdragon-9999/pan_tilt_control_system</w:t>
+          <w:t xml:space="preserve">github.com/christopher-faerch/pan_tilt_control_system</w:t>
         </w:r>
       </w:hyperlink>
     </w:p>
@@ -948,7 +948,7 @@
         </w:rPr>
         <w:t xml:space="preserve">   ·   Repository: </w:t>
       </w:r>
-      <w:hyperlink w:history="1" r:id="rIdf5actyuun8fexyaz2wkvw">
+      <w:hyperlink w:history="1" r:id="rIdk6zbvjrvlap34sincpkij">
         <w:r>
           <w:rPr>
             <w:rFonts w:ascii="Calibri" w:cs="Calibri" w:eastAsia="Calibri" w:hAnsi="Calibri"/>
@@ -957,7 +957,7 @@
             <w:szCs w:val="21"/>
             <w:u w:val="single"/>
           </w:rPr>
-          <w:t xml:space="preserve">github.com/Toasting-Snowdragon-9999/Mobile_robotsystem</w:t>
+          <w:t xml:space="preserve">github.com/christopher-faerch/Mobile_robotsystem</w:t>
         </w:r>
       </w:hyperlink>
     </w:p>
@@ -1450,7 +1450,7 @@
           <w:sz w:val="20"/>
           <w:szCs w:val="20"/>
         </w:rPr>
-        <w:t xml:space="preserve">Del af et udviklingsteam på otte på en stor kodebase hos 4X-Robots, Projektarbejde i små grupper hvert semester, Rapportskrivning og mundtligt forsvar, Nysgerrig, grundig, praktisk anlagt</w:t>
+        <w:t xml:space="preserve">Del af et udviklingsteam på seks på en stor kodebase hos 4X-Robots, Projektarbejde i små grupper hvert semester, Rapportskrivning og mundtligt forsvar, Nysgerrig, grundig, praktisk anlagt</w:t>
       </w:r>
     </w:p>
     <w:p>

--- a/public/Phillip_Christopher_Faerch_CV_DA.docx
+++ b/public/Phillip_Christopher_Faerch_CV_DA.docx
@@ -43,7 +43,7 @@
         </w:rPr>
         <w:t xml:space="preserve">Adresse: Nyborgvej 103, 2. tv., 5000 Odense C   ·   +45 22 18 77 00   ·   </w:t>
       </w:r>
-      <w:hyperlink w:history="1" r:id="rIdw85ib4kohpnqmmakhridl">
+      <w:hyperlink w:history="1" r:id="rIdpnkzth-xertscc3bwo_eq">
         <w:r>
           <w:rPr>
             <w:rFonts w:ascii="Calibri" w:cs="Calibri" w:eastAsia="Calibri" w:hAnsi="Calibri"/>
@@ -69,7 +69,7 @@
         </w:rPr>
         <w:t xml:space="preserve">Født: 15. januar 2002   ·   GitHub: </w:t>
       </w:r>
-      <w:hyperlink w:history="1" r:id="rIddwbw_e9mqntmd2n6p3csz">
+      <w:hyperlink w:history="1" r:id="rIdf1npvefh-gp8t8-2xpaky">
         <w:r>
           <w:rPr>
             <w:rFonts w:ascii="Calibri" w:cs="Calibri" w:eastAsia="Calibri" w:hAnsi="Calibri"/>
@@ -90,7 +90,7 @@
         </w:rPr>
         <w:t xml:space="preserve">   ·   LinkedIn: </w:t>
       </w:r>
-      <w:hyperlink w:history="1" r:id="rIdbylhxb1frp_5golnhymv3">
+      <w:hyperlink w:history="1" r:id="rId4niiwz65gq84mmbsfbnbh">
         <w:r>
           <w:rPr>
             <w:rFonts w:ascii="Calibri" w:cs="Calibri" w:eastAsia="Calibri" w:hAnsi="Calibri"/>
@@ -131,10 +131,38 @@
         <w:rPr>
           <w:rFonts w:ascii="Calibri" w:cs="Calibri" w:eastAsia="Calibri" w:hAnsi="Calibri"/>
           <w:color w:val="2B2620"/>
-          <w:sz w:val="20"/>
-          <w:szCs w:val="20"/>
-        </w:rPr>
-        <w:t xml:space="preserve">Robotingeniør med en bachelor i robotteknologi fra Syddansk Universitet, nu i gang med erhvervskandidaten i robotteknologi i Odense ved siden af et job som softwareudvikler hos 4X-Robots. Jeg arbejder gerne på tværs af hele stakken: fra reguleringssløjfer på mikrocontrollere og FPGA’er til fysiksimulation, reguleringsteori og læringsbaserede metoder. Mit bachelorprojekt byggede en bio-inspireret gangkontroller, der får en firbenet robot til at gå, trave og galoppere i MuJoCo.</w:t>
+          <w:sz w:val="19"/>
+          <w:szCs w:val="19"/>
+        </w:rPr>
+        <w:t xml:space="preserve">Jeg er robotingeniør med en bachelor i robotteknologi fra SDU og læser nu erhvervskandidaten i robotteknologi ved siden af mit job som softwareudvikler hos 4X-Robots. Det, der driver mig, er software, der løser et svært problem godt. Jeg nyder at finde arkitekturen, hvordan delene hænger sammen, og hvordan en komponent kan generaliseres, så den også løser det næste problem og ikke kun det aktuelle.</w:t>
+      </w:r>
+    </w:p>
+    <w:p>
+      <w:pPr>
+        <w:spacing w:after="50"/>
+      </w:pPr>
+      <w:r>
+        <w:rPr>
+          <w:rFonts w:ascii="Calibri" w:cs="Calibri" w:eastAsia="Calibri" w:hAnsi="Calibri"/>
+          <w:color w:val="2B2620"/>
+          <w:sz w:val="19"/>
+          <w:szCs w:val="19"/>
+        </w:rPr>
+        <w:t xml:space="preserve">Jeg trives i teams, hvor alle har en klar rolle. Jeg er bedst, når jeg kan gå ind i min egen boble med en konkret del, arbejde den grundigt igennem og derefter dele mine resultater med teamet, efterhånden som arbejdet skrider frem. Struktureret analyse, praktisk udvikling og løbende iteration er vejen fra idé til noget, der virker pålideligt.</w:t>
+      </w:r>
+    </w:p>
+    <w:p>
+      <w:pPr>
+        <w:spacing w:after="50"/>
+      </w:pPr>
+      <w:r>
+        <w:rPr>
+          <w:rFonts w:ascii="Calibri" w:cs="Calibri" w:eastAsia="Calibri" w:hAnsi="Calibri"/>
+          <w:color w:val="2B2620"/>
+          <w:sz w:val="19"/>
+          <w:szCs w:val="19"/>
+        </w:rPr>
+        <w:t xml:space="preserve">Jeg har desuden stor erfaring med at arbejde med mennesker, fra undervisning og kundeservice til at hjælpe kolleger godt i gang. Jeg er tålmodig, kan lide at give videre, hvad jeg ved, og forklarer hellere noget to gange end at se nogen sidde fast.</w:t>
       </w:r>
     </w:p>
     <w:p>
@@ -207,8 +235,8 @@
         <w:rPr>
           <w:rFonts w:ascii="Calibri" w:cs="Calibri" w:eastAsia="Calibri" w:hAnsi="Calibri"/>
           <w:color w:val="2B2620"/>
-          <w:sz w:val="20"/>
-          <w:szCs w:val="20"/>
+          <w:sz w:val="19"/>
+          <w:szCs w:val="19"/>
         </w:rPr>
         <w:t xml:space="preserve">Treårig erhvervskandidat: første år på fuld tid, derefter deltidsstudie kombineret med mindst 25 timers ingeniørarbejde om ugen. Fokus på AI, computer vision, machine learning, robotdesign og autonome systemer.</w:t>
       </w:r>
@@ -263,8 +291,8 @@
         <w:rPr>
           <w:rFonts w:ascii="Calibri" w:cs="Calibri" w:eastAsia="Calibri" w:hAnsi="Calibri"/>
           <w:color w:val="2B2620"/>
-          <w:sz w:val="20"/>
-          <w:szCs w:val="20"/>
+          <w:sz w:val="19"/>
+          <w:szCs w:val="19"/>
         </w:rPr>
         <w:t xml:space="preserve">180 ECTS på tværs af matematik, elektronik, embedded programmering, reguleringsteknik, signalbehandling, robotteknologi og AI, med et praktisk semesterprojekt hvert semester.</w:t>
       </w:r>
@@ -668,8 +696,8 @@
         <w:rPr>
           <w:rFonts w:ascii="Calibri" w:cs="Calibri" w:eastAsia="Calibri" w:hAnsi="Calibri"/>
           <w:color w:val="2B2620"/>
-          <w:sz w:val="20"/>
-          <w:szCs w:val="20"/>
+          <w:sz w:val="19"/>
+          <w:szCs w:val="19"/>
         </w:rPr>
         <w:t xml:space="preserve">En gangkontroller til Unitree Go2-robotten i fysiksimulatoren MuJoCo, bygget uden en fuld dynamisk model. Fire koblede Kuramoto-oscillatorer udgør en central pattern generator, der sætter gangrytmen, fodbaner løses med Levenberg–Marquardt invers kinematik, og leddene drives af en muskellignende adaptiv impedansregulator (OIAC). Gangparametre tunes med PPO og CMA-ES.</w:t>
       </w:r>
@@ -696,7 +724,7 @@
         </w:rPr>
         <w:t xml:space="preserve">   ·   Repository: </w:t>
       </w:r>
-      <w:hyperlink w:history="1" r:id="rIde9_ptqsnnrif1nm0zof8a">
+      <w:hyperlink w:history="1" r:id="rId0ik0wocwacvlgo0mdfwzb">
         <w:r>
           <w:rPr>
             <w:rFonts w:ascii="Calibri" w:cs="Calibri" w:eastAsia="Calibri" w:hAnsi="Calibri"/>
@@ -759,8 +787,8 @@
         <w:rPr>
           <w:rFonts w:ascii="Calibri" w:cs="Calibri" w:eastAsia="Calibri" w:hAnsi="Calibri"/>
           <w:color w:val="2B2620"/>
-          <w:sz w:val="20"/>
-          <w:szCs w:val="20"/>
+          <w:sz w:val="19"/>
+          <w:szCs w:val="19"/>
         </w:rPr>
         <w:t xml:space="preserve">Et 2-DOF tommel–pegefinger-exoskelet-koncept til parkinsontremor. Overflade-EMG behandles i Python for at adskille viljestyret gribeintention fra muskelaktivitet i tremorbåndet, så adaptiv stivhed eller dæmpning kun påføres, mens der er tremor, og naturlig bevægelse bevares.</w:t>
       </w:r>
@@ -829,8 +857,8 @@
         <w:rPr>
           <w:rFonts w:ascii="Calibri" w:cs="Calibri" w:eastAsia="Calibri" w:hAnsi="Calibri"/>
           <w:color w:val="2B2620"/>
-          <w:sz w:val="20"/>
-          <w:szCs w:val="20"/>
+          <w:sz w:val="19"/>
+          <w:szCs w:val="19"/>
         </w:rPr>
         <w:t xml:space="preserve">Lukket-sløjfe-regulering af en to-akset pan-tilt-kameraplatform. En Tiva TM4C123-mikrocontroller med FreeRTOS kører reguleringssløjferne og taler over SPI med en PYNQ-Z2 FPGA, hvor VHDL-moduler genererer motor-PWM og afkoder enkoderne. En OpenCV-pipeline i C++ detekterer en tennisbold og sender dens position til regulatoren, så platformen følger den.</w:t>
       </w:r>
@@ -857,7 +885,7 @@
         </w:rPr>
         <w:t xml:space="preserve">   ·   Repository: </w:t>
       </w:r>
-      <w:hyperlink w:history="1" r:id="rId_otzikv933khgvgts0dzm">
+      <w:hyperlink w:history="1" r:id="rIdwv5nua6yicg1kuaxgsbmn">
         <w:r>
           <w:rPr>
             <w:rFonts w:ascii="Calibri" w:cs="Calibri" w:eastAsia="Calibri" w:hAnsi="Calibri"/>
@@ -920,8 +948,8 @@
         <w:rPr>
           <w:rFonts w:ascii="Calibri" w:cs="Calibri" w:eastAsia="Calibri" w:hAnsi="Calibri"/>
           <w:color w:val="2B2620"/>
-          <w:sz w:val="20"/>
-          <w:szCs w:val="20"/>
+          <w:sz w:val="19"/>
+          <w:szCs w:val="19"/>
         </w:rPr>
         <w:t xml:space="preserve">En TurtleBot3 Burger, der udfører ruter sendt til den som lyd. En GUI opbygger ruten, en selvdesignet halv-dupleks-protokol koder den som DTMF-toner, og robotten afkoder dem i realtid med Goertzel-algoritmen og kører ruten via ROS 2. C++-koden følger en firelags-arkitektur inspireret af TCP/IP (fysisk lag, datalink-, transport- og applikationslag) med CRC-fejldetektion, kvitteringer og gensendelsestimere. Testet pålidelig ved op til 60 dBA baggrundsstøj; 100 bit overført på 4,4 s.</w:t>
       </w:r>
@@ -948,7 +976,7 @@
         </w:rPr>
         <w:t xml:space="preserve">   ·   Repository: </w:t>
       </w:r>
-      <w:hyperlink w:history="1" r:id="rIdk6zbvjrvlap34sincpkij">
+      <w:hyperlink w:history="1" r:id="rIdqsibbbjaqjiftsdoqglnx">
         <w:r>
           <w:rPr>
             <w:rFonts w:ascii="Calibri" w:cs="Calibri" w:eastAsia="Calibri" w:hAnsi="Calibri"/>
@@ -1011,8 +1039,8 @@
         <w:rPr>
           <w:rFonts w:ascii="Calibri" w:cs="Calibri" w:eastAsia="Calibri" w:hAnsi="Calibri"/>
           <w:color w:val="2B2620"/>
-          <w:sz w:val="20"/>
-          <w:szCs w:val="20"/>
+          <w:sz w:val="19"/>
+          <w:szCs w:val="19"/>
         </w:rPr>
         <w:t xml:space="preserve">En OpenGL-motor skrevet fra bunden i moderne C++ med en streamet, procedurelt genereret voxel-planet som testverden. Chunk-generering og meshing kører på et prioriteret job-system på tværs af worker-tråde, mens render-tråden uploader til GPU’en, så verdenen holder langt over 1000 fps, mens spilleren bevæger sig. Indeholder et quaternion-baseret frit kamera, dag/nat-belysning, en Fresnel-havshader, et entity- og inventory-system samt et ImGui-debugoverlay. Bygget med CMake, GLFW, GLAD, GLM, Assimp og headless testsuiter.</w:t>
       </w:r>
@@ -1096,8 +1124,8 @@
         <w:rPr>
           <w:rFonts w:ascii="Calibri" w:cs="Calibri" w:eastAsia="Calibri" w:hAnsi="Calibri"/>
           <w:color w:val="2B2620"/>
-          <w:sz w:val="20"/>
-          <w:szCs w:val="20"/>
+          <w:sz w:val="19"/>
+          <w:szCs w:val="19"/>
         </w:rPr>
         <w:t xml:space="preserve">Byggede en applikation til produktionslinjen, der flasher alle boards i robotten og understøtter test og opsætning af en ny robot. Implementerede backend-understøttelse af conveyor tracking samt logging og andre mindre features.</w:t>
       </w:r>
@@ -1147,8 +1175,8 @@
         <w:rPr>
           <w:rFonts w:ascii="Calibri" w:cs="Calibri" w:eastAsia="Calibri" w:hAnsi="Calibri"/>
           <w:color w:val="2B2620"/>
-          <w:sz w:val="20"/>
-          <w:szCs w:val="20"/>
+          <w:sz w:val="19"/>
+          <w:szCs w:val="19"/>
         </w:rPr>
         <w:t xml:space="preserve">Medlemsservice, åbning og lukning samt vedligehold af centret i næsten tre år ved siden af gymnasium og universitet.</w:t>
       </w:r>
@@ -1198,8 +1226,8 @@
         <w:rPr>
           <w:rFonts w:ascii="Calibri" w:cs="Calibri" w:eastAsia="Calibri" w:hAnsi="Calibri"/>
           <w:color w:val="2B2620"/>
-          <w:sz w:val="20"/>
-          <w:szCs w:val="20"/>
+          <w:sz w:val="19"/>
+          <w:szCs w:val="19"/>
         </w:rPr>
         <w:t xml:space="preserve">Dækkede undervisning og SFO med kort varsel på tværs af alle klassetrin.</w:t>
       </w:r>
@@ -1249,8 +1277,8 @@
         <w:rPr>
           <w:rFonts w:ascii="Calibri" w:cs="Calibri" w:eastAsia="Calibri" w:hAnsi="Calibri"/>
           <w:color w:val="2B2620"/>
-          <w:sz w:val="20"/>
-          <w:szCs w:val="20"/>
+          <w:sz w:val="19"/>
+          <w:szCs w:val="19"/>
         </w:rPr>
         <w:t xml:space="preserve">Reception, billetsalg og gæsteservice på et museum i sommersæsonen.</w:t>
       </w:r>
@@ -1300,8 +1328,8 @@
         <w:rPr>
           <w:rFonts w:ascii="Calibri" w:cs="Calibri" w:eastAsia="Calibri" w:hAnsi="Calibri"/>
           <w:color w:val="2B2620"/>
-          <w:sz w:val="20"/>
-          <w:szCs w:val="20"/>
+          <w:sz w:val="19"/>
+          <w:szCs w:val="19"/>
         </w:rPr>
         <w:t xml:space="preserve">Kasse, varepåfyldning og kundeservice.</w:t>
       </w:r>
@@ -1351,8 +1379,8 @@
         <w:rPr>
           <w:rFonts w:ascii="Calibri" w:cs="Calibri" w:eastAsia="Calibri" w:hAnsi="Calibri"/>
           <w:color w:val="2B2620"/>
-          <w:sz w:val="20"/>
-          <w:szCs w:val="20"/>
+          <w:sz w:val="19"/>
+          <w:szCs w:val="19"/>
         </w:rPr>
         <w:t xml:space="preserve">Betjente brødvognen på Stændertorvet og hjalp til i bageri og køkken.</w:t>
       </w:r>
@@ -1402,8 +1430,8 @@
         <w:rPr>
           <w:rFonts w:ascii="Calibri" w:cs="Calibri" w:eastAsia="Calibri" w:hAnsi="Calibri"/>
           <w:color w:val="2B2620"/>
-          <w:sz w:val="20"/>
-          <w:szCs w:val="20"/>
+          <w:sz w:val="19"/>
+          <w:szCs w:val="19"/>
         </w:rPr>
         <w:t xml:space="preserve">Fast rute to gange om ugen.</w:t>
       </w:r>
@@ -1438,8 +1466,8 @@
           <w:b/>
           <w:bCs/>
           <w:color w:val="2B2620"/>
-          <w:sz w:val="20"/>
-          <w:szCs w:val="20"/>
+          <w:sz w:val="19"/>
+          <w:szCs w:val="19"/>
         </w:rPr>
         <w:t xml:space="preserve">Arbejdsform: </w:t>
       </w:r>
@@ -1447,8 +1475,8 @@
         <w:rPr>
           <w:rFonts w:ascii="Calibri" w:cs="Calibri" w:eastAsia="Calibri" w:hAnsi="Calibri"/>
           <w:color w:val="2B2620"/>
-          <w:sz w:val="20"/>
-          <w:szCs w:val="20"/>
+          <w:sz w:val="19"/>
+          <w:szCs w:val="19"/>
         </w:rPr>
         <w:t xml:space="preserve">Del af et udviklingsteam på seks på en stor kodebase hos 4X-Robots, Projektarbejde i små grupper hvert semester, Rapportskrivning og mundtligt forsvar, Nysgerrig, grundig, praktisk anlagt</w:t>
       </w:r>
@@ -1463,8 +1491,8 @@
           <w:b/>
           <w:bCs/>
           <w:color w:val="2B2620"/>
-          <w:sz w:val="20"/>
-          <w:szCs w:val="20"/>
+          <w:sz w:val="19"/>
+          <w:szCs w:val="19"/>
         </w:rPr>
         <w:t xml:space="preserve">Embedded &amp; hardware: </w:t>
       </w:r>
@@ -1472,8 +1500,8 @@
         <w:rPr>
           <w:rFonts w:ascii="Calibri" w:cs="Calibri" w:eastAsia="Calibri" w:hAnsi="Calibri"/>
           <w:color w:val="2B2620"/>
-          <w:sz w:val="20"/>
-          <w:szCs w:val="20"/>
+          <w:sz w:val="19"/>
+          <w:szCs w:val="19"/>
         </w:rPr>
         <w:t xml:space="preserve">C on ARM Cortex-M (Tiva TM4C123), FreeRTOS, VHDL / FPGA (PYNQ-Z2), SPI, UART, PWM, encoders, Basic analog &amp; digital electronics, Raspberry Pi Pico</w:t>
       </w:r>
@@ -1488,8 +1516,8 @@
           <w:b/>
           <w:bCs/>
           <w:color w:val="2B2620"/>
-          <w:sz w:val="20"/>
-          <w:szCs w:val="20"/>
+          <w:sz w:val="19"/>
+          <w:szCs w:val="19"/>
         </w:rPr>
         <w:t xml:space="preserve">Software &amp; AI: </w:t>
       </w:r>
@@ -1497,8 +1525,8 @@
         <w:rPr>
           <w:rFonts w:ascii="Calibri" w:cs="Calibri" w:eastAsia="Calibri" w:hAnsi="Calibri"/>
           <w:color w:val="2B2620"/>
-          <w:sz w:val="20"/>
-          <w:szCs w:val="20"/>
+          <w:sz w:val="19"/>
+          <w:szCs w:val="19"/>
         </w:rPr>
         <w:t xml:space="preserve">Python (NumPy, SciPy, Gymnasium, Stable-Baselines3), C++ (CMake), MATLAB, OpenCV, Reinforcement learning (PPO, Q-learning), Signal processing &amp; EMG, Git, GitHub, Bitbucket, LaTeX, Testing &amp; code quality: pytest, mypy, flake8, pylint, Linux (Ubuntu &amp; Arch), Windows</w:t>
       </w:r>
@@ -1513,8 +1541,8 @@
           <w:b/>
           <w:bCs/>
           <w:color w:val="2B2620"/>
-          <w:sz w:val="20"/>
-          <w:szCs w:val="20"/>
+          <w:sz w:val="19"/>
+          <w:szCs w:val="19"/>
         </w:rPr>
         <w:t xml:space="preserve">Robotteknologi &amp; regulering: </w:t>
       </w:r>
@@ -1522,8 +1550,8 @@
         <w:rPr>
           <w:rFonts w:ascii="Calibri" w:cs="Calibri" w:eastAsia="Calibri" w:hAnsi="Calibri"/>
           <w:color w:val="2B2620"/>
-          <w:sz w:val="20"/>
-          <w:szCs w:val="20"/>
+          <w:sz w:val="19"/>
+          <w:szCs w:val="19"/>
         </w:rPr>
         <w:t xml:space="preserve">Control theory (PID, state space, sliding mode), Robot kinematics &amp; inverse kinematics, Central pattern generators, Path planning (A*, bug algorithms), MuJoCo simulation, Underactuated systems</w:t>
       </w:r>
@@ -1556,8 +1584,8 @@
         <w:rPr>
           <w:rFonts w:ascii="Calibri" w:cs="Calibri" w:eastAsia="Calibri" w:hAnsi="Calibri"/>
           <w:color w:val="2B2620"/>
-          <w:sz w:val="20"/>
-          <w:szCs w:val="20"/>
+          <w:sz w:val="19"/>
+          <w:szCs w:val="19"/>
         </w:rPr>
         <w:t xml:space="preserve">Computerspil, især League of Legends, World of Warcraft og Counter-Strike. Træner to til tre gange om ugen og spiller padel. Elsker at stå på ski, når sæsonen tillader det.</w:t>
       </w:r>
@@ -1572,8 +1600,8 @@
           <w:b/>
           <w:bCs/>
           <w:color w:val="2B2620"/>
-          <w:sz w:val="20"/>
-          <w:szCs w:val="20"/>
+          <w:sz w:val="19"/>
+          <w:szCs w:val="19"/>
         </w:rPr>
         <w:t xml:space="preserve">Sprog: </w:t>
       </w:r>
@@ -1581,8 +1609,8 @@
         <w:rPr>
           <w:rFonts w:ascii="Calibri" w:cs="Calibri" w:eastAsia="Calibri" w:hAnsi="Calibri"/>
           <w:color w:val="2B2620"/>
-          <w:sz w:val="20"/>
-          <w:szCs w:val="20"/>
+          <w:sz w:val="19"/>
+          <w:szCs w:val="19"/>
         </w:rPr>
         <w:t xml:space="preserve">Dansk – Modersmål   ·   Engelsk – Professionelt</w:t>
       </w:r>
@@ -1785,8 +1813,8 @@
       <w:rPr>
         <w:rFonts w:ascii="Calibri" w:cs="Calibri" w:eastAsia="Calibri" w:hAnsi="Calibri"/>
         <w:color w:val="2B2620"/>
-        <w:sz w:val="20"/>
-        <w:szCs w:val="20"/>
+        <w:sz w:val="19"/>
+        <w:szCs w:val="19"/>
       </w:rPr>
     </w:rPrDefault>
     <w:pPrDefault/>

--- a/public/Phillip_Christopher_Faerch_CV_DA.docx
+++ b/public/Phillip_Christopher_Faerch_CV_DA.docx
@@ -43,7 +43,7 @@
         </w:rPr>
         <w:t xml:space="preserve">Adresse: Nyborgvej 103, 2. tv., 5000 Odense C   ·   +45 22 18 77 00   ·   </w:t>
       </w:r>
-      <w:hyperlink w:history="1" r:id="rIdpnkzth-xertscc3bwo_eq">
+      <w:hyperlink w:history="1" r:id="rIdygcnzigxgk-2hg6kmmktf">
         <w:r>
           <w:rPr>
             <w:rFonts w:ascii="Calibri" w:cs="Calibri" w:eastAsia="Calibri" w:hAnsi="Calibri"/>
@@ -69,7 +69,7 @@
         </w:rPr>
         <w:t xml:space="preserve">Født: 15. januar 2002   ·   GitHub: </w:t>
       </w:r>
-      <w:hyperlink w:history="1" r:id="rIdf1npvefh-gp8t8-2xpaky">
+      <w:hyperlink w:history="1" r:id="rIddkec9uvo_y5fxrlxjbppa">
         <w:r>
           <w:rPr>
             <w:rFonts w:ascii="Calibri" w:cs="Calibri" w:eastAsia="Calibri" w:hAnsi="Calibri"/>
@@ -90,7 +90,7 @@
         </w:rPr>
         <w:t xml:space="preserve">   ·   LinkedIn: </w:t>
       </w:r>
-      <w:hyperlink w:history="1" r:id="rId4niiwz65gq84mmbsfbnbh">
+      <w:hyperlink w:history="1" r:id="rIdxur0an3ib9kuaa3yszgsm">
         <w:r>
           <w:rPr>
             <w:rFonts w:ascii="Calibri" w:cs="Calibri" w:eastAsia="Calibri" w:hAnsi="Calibri"/>
@@ -134,7 +134,7 @@
           <w:sz w:val="19"/>
           <w:szCs w:val="19"/>
         </w:rPr>
-        <w:t xml:space="preserve">Jeg er robotingeniør med en bachelor i robotteknologi fra SDU og læser nu erhvervskandidaten i robotteknologi ved siden af mit job som softwareudvikler hos 4X-Robots. Det, der driver mig, er software, der løser et svært problem godt. Jeg nyder at finde arkitekturen, hvordan delene hænger sammen, og hvordan en komponent kan generaliseres, så den også løser det næste problem og ikke kun det aktuelle.</w:t>
+        <w:t xml:space="preserve">Jeg er robotingeniør med en bachelor i robotteknologi fra SDU og læser nu erhvervskandidaten i robotteknologi ved siden af mit job som softwareudvikler hos 4X-Robots. Det, der driver mig, er at udvikle software, der løser meningsfulde tekniske problemer, uanset om der er hardware involveret eller ej. Jeg nyder at finde arkitekturen, hvordan delene hænger sammen, og hvordan en komponent kan generaliseres, så den også løser det næste problem og ikke kun det aktuelle.</w:t>
       </w:r>
     </w:p>
     <w:p>
@@ -724,7 +724,7 @@
         </w:rPr>
         <w:t xml:space="preserve">   ·   Repository: </w:t>
       </w:r>
-      <w:hyperlink w:history="1" r:id="rId0ik0wocwacvlgo0mdfwzb">
+      <w:hyperlink w:history="1" r:id="rId85y4tldghgg_i32ewcqlu">
         <w:r>
           <w:rPr>
             <w:rFonts w:ascii="Calibri" w:cs="Calibri" w:eastAsia="Calibri" w:hAnsi="Calibri"/>
@@ -885,7 +885,7 @@
         </w:rPr>
         <w:t xml:space="preserve">   ·   Repository: </w:t>
       </w:r>
-      <w:hyperlink w:history="1" r:id="rIdwv5nua6yicg1kuaxgsbmn">
+      <w:hyperlink w:history="1" r:id="rIdqe7we3euljbkvgnwjnvuc">
         <w:r>
           <w:rPr>
             <w:rFonts w:ascii="Calibri" w:cs="Calibri" w:eastAsia="Calibri" w:hAnsi="Calibri"/>
@@ -976,7 +976,7 @@
         </w:rPr>
         <w:t xml:space="preserve">   ·   Repository: </w:t>
       </w:r>
-      <w:hyperlink w:history="1" r:id="rIdqsibbbjaqjiftsdoqglnx">
+      <w:hyperlink w:history="1" r:id="rIdm_zqshjqx2bepvlhpghsq">
         <w:r>
           <w:rPr>
             <w:rFonts w:ascii="Calibri" w:cs="Calibri" w:eastAsia="Calibri" w:hAnsi="Calibri"/>

--- a/public/Phillip_Christopher_Faerch_CV_DA.docx
+++ b/public/Phillip_Christopher_Faerch_CV_DA.docx
@@ -43,7 +43,7 @@
         </w:rPr>
         <w:t xml:space="preserve">Adresse: Nyborgvej 103, 2. tv., 5000 Odense C   ·   +45 22 18 77 00   ·   </w:t>
       </w:r>
-      <w:hyperlink w:history="1" r:id="rIdygcnzigxgk-2hg6kmmktf">
+      <w:hyperlink w:history="1" r:id="rIdfmr8gbdbigtuwd3-ug6yu">
         <w:r>
           <w:rPr>
             <w:rFonts w:ascii="Calibri" w:cs="Calibri" w:eastAsia="Calibri" w:hAnsi="Calibri"/>
@@ -69,7 +69,7 @@
         </w:rPr>
         <w:t xml:space="preserve">Født: 15. januar 2002   ·   GitHub: </w:t>
       </w:r>
-      <w:hyperlink w:history="1" r:id="rIddkec9uvo_y5fxrlxjbppa">
+      <w:hyperlink w:history="1" r:id="rIdgsendtrf6fhoxynqgfr8s">
         <w:r>
           <w:rPr>
             <w:rFonts w:ascii="Calibri" w:cs="Calibri" w:eastAsia="Calibri" w:hAnsi="Calibri"/>
@@ -90,7 +90,7 @@
         </w:rPr>
         <w:t xml:space="preserve">   ·   LinkedIn: </w:t>
       </w:r>
-      <w:hyperlink w:history="1" r:id="rIdxur0an3ib9kuaa3yszgsm">
+      <w:hyperlink w:history="1" r:id="rId_wwpqrntnctqr9heqwcfz">
         <w:r>
           <w:rPr>
             <w:rFonts w:ascii="Calibri" w:cs="Calibri" w:eastAsia="Calibri" w:hAnsi="Calibri"/>
@@ -724,7 +724,7 @@
         </w:rPr>
         <w:t xml:space="preserve">   ·   Repository: </w:t>
       </w:r>
-      <w:hyperlink w:history="1" r:id="rId85y4tldghgg_i32ewcqlu">
+      <w:hyperlink w:history="1" r:id="rId4496inf2tlnw__89nozko">
         <w:r>
           <w:rPr>
             <w:rFonts w:ascii="Calibri" w:cs="Calibri" w:eastAsia="Calibri" w:hAnsi="Calibri"/>
@@ -885,7 +885,7 @@
         </w:rPr>
         <w:t xml:space="preserve">   ·   Repository: </w:t>
       </w:r>
-      <w:hyperlink w:history="1" r:id="rIdqe7we3euljbkvgnwjnvuc">
+      <w:hyperlink w:history="1" r:id="rIdxonuskys91wk3lffca4ff">
         <w:r>
           <w:rPr>
             <w:rFonts w:ascii="Calibri" w:cs="Calibri" w:eastAsia="Calibri" w:hAnsi="Calibri"/>
@@ -976,7 +976,7 @@
         </w:rPr>
         <w:t xml:space="preserve">   ·   Repository: </w:t>
       </w:r>
-      <w:hyperlink w:history="1" r:id="rIdm_zqshjqx2bepvlhpghsq">
+      <w:hyperlink w:history="1" r:id="rIdevo3ngz4rxe6qa8skxadv">
         <w:r>
           <w:rPr>
             <w:rFonts w:ascii="Calibri" w:cs="Calibri" w:eastAsia="Calibri" w:hAnsi="Calibri"/>
@@ -1587,7 +1587,7 @@
           <w:sz w:val="19"/>
           <w:szCs w:val="19"/>
         </w:rPr>
-        <w:t xml:space="preserve">Computerspil, især League of Legends, World of Warcraft og Counter-Strike. Træner to til tre gange om ugen og spiller padel. Elsker at stå på ski, når sæsonen tillader det.</w:t>
+        <w:t xml:space="preserve">Computerspil, især League of Legends, World of Warcraft og Counter-Strike. Træner to til tre gange om ugen og spiller padeltennis. Elsker at stå på ski, når sæsonen tillader det.</w:t>
       </w:r>
     </w:p>
     <w:p>
